--- a/data/03_investment_memo/investment_memo_2.docx
+++ b/data/03_investment_memo/investment_memo_2.docx
@@ -21,22 +21,46 @@
     <w:p>
       <w:r>
         <w:br/>
-        <w:t>根据内部财务模型测算，精芯科技有限公司 在未来三年</w:t>
+        <w:t>从产业链角度看，消费科技 行业主要由上游设备厂商、</w:t>
         <w:br/>
-        <w:t>收入复合增长率预计可达到 25% 左右。</w:t>
+        <w:t>中游平台企业以及下游应用厂商组成。</w:t>
         <w:br/>
-        <w:t>该预测基于行业需求增长以及公司产能扩张计划。</w:t>
+        <w:t>华泰通安传媒有限公司 主要位于产业链的 下游 环节。</w:t>
         <w:br/>
       </w:r>
     </w:p>
     <w:p>
       <w:r>
         <w:br/>
-        <w:t>根据内部财务模型测算，华远软件信息有限公司 在未来三年</w:t>
+        <w:t>风险管理部认为，云计算 行业仍然面临若干</w:t>
         <w:br/>
-        <w:t>收入复合增长率预计可达到 25% 左右。</w:t>
+        <w:t>不确定性因素，包括技术迭代风险、政策变化、</w:t>
         <w:br/>
-        <w:t>该预测基于行业需求增长以及公司产能扩张计划。</w:t>
+        <w:t>以及市场竞争加剧等问题。</w:t>
+        <w:br/>
+      </w:r>
+    </w:p>
+    <w:p>
+      <w:r>
+        <w:br/>
+        <w:t>华辰资本旗下的 HC Global Macro Fund 在最近的资产配置会议中</w:t>
+        <w:br/>
+        <w:t>讨论了 消费科技 行业的投资机会，并对 华泰通安传媒有限公司</w:t>
+        <w:br/>
+        <w:t>进行了重点评估。</w:t>
+        <w:br/>
+      </w:r>
+    </w:p>
+    <w:p>
+      <w:r>
+        <w:br/>
+        <w:t>信诚致远科技有限公司 是中国 云计算 行业的重要企业之一。</w:t>
+        <w:br/>
+        <w:t>根据华辰资本 投资委员会 的研究，该公司成立于 2014 年，</w:t>
+        <w:br/>
+        <w:t>目前员工规模约 1360 人。公司近年来持续加大研发投入，</w:t>
+        <w:br/>
+        <w:t>在核心技术方面形成了较强的竞争壁垒。</w:t>
         <w:br/>
       </w:r>
     </w:p>
@@ -54,31 +78,20 @@
     <w:p>
       <w:r>
         <w:br/>
-        <w:t>风险管理部认为，云计算 行业仍然面临若干</w:t>
+        <w:t>华辰资本旗下的 HC AI Innovation Fund 在最近的资产配置会议中</w:t>
         <w:br/>
-        <w:t>不确定性因素，包括技术迭代风险、政策变化、</w:t>
+        <w:t>讨论了 人工智能 行业的投资机会，并对 方正科技传媒有限公司</w:t>
         <w:br/>
-        <w:t>以及市场竞争加剧等问题。</w:t>
+        <w:t>进行了重点评估。</w:t>
         <w:br/>
       </w:r>
     </w:p>
     <w:p>
       <w:r>
         <w:br/>
-        <w:t>从产业链角度看，医疗科技 行业主要由上游设备厂商、</w:t>
+        <w:t>根据内部财务模型测算，联软科技有限公司 在未来三年</w:t>
         <w:br/>
-        <w:t>中游平台企业以及下游应用厂商组成。</w:t>
-        <w:br/>
-        <w:t>凌云网络有限公司 主要位于产业链的 下游 环节。</w:t>
-        <w:br/>
-      </w:r>
-    </w:p>
-    <w:p>
-      <w:r>
-        <w:br/>
-        <w:t>根据内部财务模型测算，鸿睿思博网络有限公司 在未来三年</w:t>
-        <w:br/>
-        <w:t>收入复合增长率预计可达到 21% 左右。</w:t>
+        <w:t>收入复合增长率预计可达到 12% 左右。</w:t>
         <w:br/>
         <w:t>该预测基于行业需求增长以及公司产能扩张计划。</w:t>
         <w:br/>
@@ -87,9 +100,738 @@
     <w:p>
       <w:r>
         <w:br/>
-        <w:t>华辰资本旗下的 HC Global Macro Fund 在最近的资产配置会议中</w:t>
+        <w:t>飞海科技传媒有限公司 是中国 消费科技 行业的重要企业之一。</w:t>
         <w:br/>
-        <w:t>讨论了 新能源 行业的投资机会，并对 创汇传媒有限公司</w:t>
+        <w:t>根据华辰资本 投资委员会 的研究，该公司成立于 2016 年，</w:t>
+        <w:br/>
+        <w:t>目前员工规模约 2007 人。公司近年来持续加大研发投入，</w:t>
+        <w:br/>
+        <w:t>在核心技术方面形成了较强的竞争壁垒。</w:t>
+        <w:br/>
+      </w:r>
+    </w:p>
+    <w:tbl>
+      <w:tblPr>
+        <w:tblW w:type="auto" w:w="0"/>
+        <w:tblLook w:firstColumn="1" w:firstRow="1" w:lastColumn="0" w:lastRow="0" w:noHBand="0" w:noVBand="1" w:val="04A0"/>
+      </w:tblPr>
+      <w:tblGrid>
+        <w:gridCol w:w="2160"/>
+        <w:gridCol w:w="2160"/>
+        <w:gridCol w:w="2160"/>
+        <w:gridCol w:w="2160"/>
+      </w:tblGrid>
+      <w:tr>
+        <w:tc>
+          <w:tcPr>
+            <w:tcW w:type="dxa" w:w="2160"/>
+          </w:tcPr>
+          <w:p>
+            <w:r>
+              <w:t>公司</w:t>
+            </w:r>
+          </w:p>
+        </w:tc>
+        <w:tc>
+          <w:tcPr>
+            <w:tcW w:type="dxa" w:w="2160"/>
+          </w:tcPr>
+          <w:p>
+            <w:r>
+              <w:t>行业</w:t>
+            </w:r>
+          </w:p>
+        </w:tc>
+        <w:tc>
+          <w:tcPr>
+            <w:tcW w:type="dxa" w:w="2160"/>
+          </w:tcPr>
+          <w:p>
+            <w:r>
+              <w:t>市值</w:t>
+            </w:r>
+          </w:p>
+        </w:tc>
+        <w:tc>
+          <w:tcPr>
+            <w:tcW w:type="dxa" w:w="2160"/>
+          </w:tcPr>
+          <w:p>
+            <w:r>
+              <w:t>增长率</w:t>
+            </w:r>
+          </w:p>
+        </w:tc>
+      </w:tr>
+      <w:tr>
+        <w:tc>
+          <w:tcPr>
+            <w:tcW w:type="dxa" w:w="2160"/>
+          </w:tcPr>
+          <w:p>
+            <w:r>
+              <w:t>明腾传媒有限公司</w:t>
+            </w:r>
+          </w:p>
+        </w:tc>
+        <w:tc>
+          <w:tcPr>
+            <w:tcW w:type="dxa" w:w="2160"/>
+          </w:tcPr>
+          <w:p>
+            <w:r>
+              <w:t>人工智能</w:t>
+            </w:r>
+          </w:p>
+        </w:tc>
+        <w:tc>
+          <w:tcPr>
+            <w:tcW w:type="dxa" w:w="2160"/>
+          </w:tcPr>
+          <w:p>
+            <w:r>
+              <w:t>732亿</w:t>
+            </w:r>
+          </w:p>
+        </w:tc>
+        <w:tc>
+          <w:tcPr>
+            <w:tcW w:type="dxa" w:w="2160"/>
+          </w:tcPr>
+          <w:p>
+            <w:r>
+              <w:t>30%</w:t>
+            </w:r>
+          </w:p>
+        </w:tc>
+      </w:tr>
+      <w:tr>
+        <w:tc>
+          <w:tcPr>
+            <w:tcW w:type="dxa" w:w="2160"/>
+          </w:tcPr>
+          <w:p>
+            <w:r>
+              <w:t>中建创业科技有限公司</w:t>
+            </w:r>
+          </w:p>
+        </w:tc>
+        <w:tc>
+          <w:tcPr>
+            <w:tcW w:type="dxa" w:w="2160"/>
+          </w:tcPr>
+          <w:p>
+            <w:r>
+              <w:t>半导体</w:t>
+            </w:r>
+          </w:p>
+        </w:tc>
+        <w:tc>
+          <w:tcPr>
+            <w:tcW w:type="dxa" w:w="2160"/>
+          </w:tcPr>
+          <w:p>
+            <w:r>
+              <w:t>299亿</w:t>
+            </w:r>
+          </w:p>
+        </w:tc>
+        <w:tc>
+          <w:tcPr>
+            <w:tcW w:type="dxa" w:w="2160"/>
+          </w:tcPr>
+          <w:p>
+            <w:r>
+              <w:t>25%</w:t>
+            </w:r>
+          </w:p>
+        </w:tc>
+      </w:tr>
+      <w:tr>
+        <w:tc>
+          <w:tcPr>
+            <w:tcW w:type="dxa" w:w="2160"/>
+          </w:tcPr>
+          <w:p>
+            <w:r>
+              <w:t>毕博诚信息有限公司</w:t>
+            </w:r>
+          </w:p>
+        </w:tc>
+        <w:tc>
+          <w:tcPr>
+            <w:tcW w:type="dxa" w:w="2160"/>
+          </w:tcPr>
+          <w:p>
+            <w:r>
+              <w:t>机器人</w:t>
+            </w:r>
+          </w:p>
+        </w:tc>
+        <w:tc>
+          <w:tcPr>
+            <w:tcW w:type="dxa" w:w="2160"/>
+          </w:tcPr>
+          <w:p>
+            <w:r>
+              <w:t>555亿</w:t>
+            </w:r>
+          </w:p>
+        </w:tc>
+        <w:tc>
+          <w:tcPr>
+            <w:tcW w:type="dxa" w:w="2160"/>
+          </w:tcPr>
+          <w:p>
+            <w:r>
+              <w:t>24%</w:t>
+            </w:r>
+          </w:p>
+        </w:tc>
+      </w:tr>
+      <w:tr>
+        <w:tc>
+          <w:tcPr>
+            <w:tcW w:type="dxa" w:w="2160"/>
+          </w:tcPr>
+          <w:p>
+            <w:r>
+              <w:t>通际名联网络有限公司</w:t>
+            </w:r>
+          </w:p>
+        </w:tc>
+        <w:tc>
+          <w:tcPr>
+            <w:tcW w:type="dxa" w:w="2160"/>
+          </w:tcPr>
+          <w:p>
+            <w:r>
+              <w:t>机器人</w:t>
+            </w:r>
+          </w:p>
+        </w:tc>
+        <w:tc>
+          <w:tcPr>
+            <w:tcW w:type="dxa" w:w="2160"/>
+          </w:tcPr>
+          <w:p>
+            <w:r>
+              <w:t>329亿</w:t>
+            </w:r>
+          </w:p>
+        </w:tc>
+        <w:tc>
+          <w:tcPr>
+            <w:tcW w:type="dxa" w:w="2160"/>
+          </w:tcPr>
+          <w:p>
+            <w:r>
+              <w:t>12%</w:t>
+            </w:r>
+          </w:p>
+        </w:tc>
+      </w:tr>
+      <w:tr>
+        <w:tc>
+          <w:tcPr>
+            <w:tcW w:type="dxa" w:w="2160"/>
+          </w:tcPr>
+          <w:p>
+            <w:r>
+              <w:t>方正科技信息有限公司</w:t>
+            </w:r>
+          </w:p>
+        </w:tc>
+        <w:tc>
+          <w:tcPr>
+            <w:tcW w:type="dxa" w:w="2160"/>
+          </w:tcPr>
+          <w:p>
+            <w:r>
+              <w:t>消费科技</w:t>
+            </w:r>
+          </w:p>
+        </w:tc>
+        <w:tc>
+          <w:tcPr>
+            <w:tcW w:type="dxa" w:w="2160"/>
+          </w:tcPr>
+          <w:p>
+            <w:r>
+              <w:t>489亿</w:t>
+            </w:r>
+          </w:p>
+        </w:tc>
+        <w:tc>
+          <w:tcPr>
+            <w:tcW w:type="dxa" w:w="2160"/>
+          </w:tcPr>
+          <w:p>
+            <w:r>
+              <w:t>13%</w:t>
+            </w:r>
+          </w:p>
+        </w:tc>
+      </w:tr>
+      <w:tr>
+        <w:tc>
+          <w:tcPr>
+            <w:tcW w:type="dxa" w:w="2160"/>
+          </w:tcPr>
+          <w:p>
+            <w:r>
+              <w:t>华成育卓科技有限公司</w:t>
+            </w:r>
+          </w:p>
+        </w:tc>
+        <w:tc>
+          <w:tcPr>
+            <w:tcW w:type="dxa" w:w="2160"/>
+          </w:tcPr>
+          <w:p>
+            <w:r>
+              <w:t>医疗科技</w:t>
+            </w:r>
+          </w:p>
+        </w:tc>
+        <w:tc>
+          <w:tcPr>
+            <w:tcW w:type="dxa" w:w="2160"/>
+          </w:tcPr>
+          <w:p>
+            <w:r>
+              <w:t>113亿</w:t>
+            </w:r>
+          </w:p>
+        </w:tc>
+        <w:tc>
+          <w:tcPr>
+            <w:tcW w:type="dxa" w:w="2160"/>
+          </w:tcPr>
+          <w:p>
+            <w:r>
+              <w:t>23%</w:t>
+            </w:r>
+          </w:p>
+        </w:tc>
+      </w:tr>
+      <w:tr>
+        <w:tc>
+          <w:tcPr>
+            <w:tcW w:type="dxa" w:w="2160"/>
+          </w:tcPr>
+          <w:p>
+            <w:r>
+              <w:t>巨奥传媒有限公司</w:t>
+            </w:r>
+          </w:p>
+        </w:tc>
+        <w:tc>
+          <w:tcPr>
+            <w:tcW w:type="dxa" w:w="2160"/>
+          </w:tcPr>
+          <w:p>
+            <w:r>
+              <w:t>人工智能</w:t>
+            </w:r>
+          </w:p>
+        </w:tc>
+        <w:tc>
+          <w:tcPr>
+            <w:tcW w:type="dxa" w:w="2160"/>
+          </w:tcPr>
+          <w:p>
+            <w:r>
+              <w:t>323亿</w:t>
+            </w:r>
+          </w:p>
+        </w:tc>
+        <w:tc>
+          <w:tcPr>
+            <w:tcW w:type="dxa" w:w="2160"/>
+          </w:tcPr>
+          <w:p>
+            <w:r>
+              <w:t>19%</w:t>
+            </w:r>
+          </w:p>
+        </w:tc>
+      </w:tr>
+      <w:tr>
+        <w:tc>
+          <w:tcPr>
+            <w:tcW w:type="dxa" w:w="2160"/>
+          </w:tcPr>
+          <w:p>
+            <w:r>
+              <w:t>图龙信息传媒有限公司</w:t>
+            </w:r>
+          </w:p>
+        </w:tc>
+        <w:tc>
+          <w:tcPr>
+            <w:tcW w:type="dxa" w:w="2160"/>
+          </w:tcPr>
+          <w:p>
+            <w:r>
+              <w:t>机器人</w:t>
+            </w:r>
+          </w:p>
+        </w:tc>
+        <w:tc>
+          <w:tcPr>
+            <w:tcW w:type="dxa" w:w="2160"/>
+          </w:tcPr>
+          <w:p>
+            <w:r>
+              <w:t>675亿</w:t>
+            </w:r>
+          </w:p>
+        </w:tc>
+        <w:tc>
+          <w:tcPr>
+            <w:tcW w:type="dxa" w:w="2160"/>
+          </w:tcPr>
+          <w:p>
+            <w:r>
+              <w:t>27%</w:t>
+            </w:r>
+          </w:p>
+        </w:tc>
+      </w:tr>
+      <w:tr>
+        <w:tc>
+          <w:tcPr>
+            <w:tcW w:type="dxa" w:w="2160"/>
+          </w:tcPr>
+          <w:p>
+            <w:r>
+              <w:t>迪摩信息有限公司</w:t>
+            </w:r>
+          </w:p>
+        </w:tc>
+        <w:tc>
+          <w:tcPr>
+            <w:tcW w:type="dxa" w:w="2160"/>
+          </w:tcPr>
+          <w:p>
+            <w:r>
+              <w:t>医疗科技</w:t>
+            </w:r>
+          </w:p>
+        </w:tc>
+        <w:tc>
+          <w:tcPr>
+            <w:tcW w:type="dxa" w:w="2160"/>
+          </w:tcPr>
+          <w:p>
+            <w:r>
+              <w:t>544亿</w:t>
+            </w:r>
+          </w:p>
+        </w:tc>
+        <w:tc>
+          <w:tcPr>
+            <w:tcW w:type="dxa" w:w="2160"/>
+          </w:tcPr>
+          <w:p>
+            <w:r>
+              <w:t>8%</w:t>
+            </w:r>
+          </w:p>
+        </w:tc>
+      </w:tr>
+      <w:tr>
+        <w:tc>
+          <w:tcPr>
+            <w:tcW w:type="dxa" w:w="2160"/>
+          </w:tcPr>
+          <w:p>
+            <w:r>
+              <w:t>九方传媒有限公司</w:t>
+            </w:r>
+          </w:p>
+        </w:tc>
+        <w:tc>
+          <w:tcPr>
+            <w:tcW w:type="dxa" w:w="2160"/>
+          </w:tcPr>
+          <w:p>
+            <w:r>
+              <w:t>医疗科技</w:t>
+            </w:r>
+          </w:p>
+        </w:tc>
+        <w:tc>
+          <w:tcPr>
+            <w:tcW w:type="dxa" w:w="2160"/>
+          </w:tcPr>
+          <w:p>
+            <w:r>
+              <w:t>683亿</w:t>
+            </w:r>
+          </w:p>
+        </w:tc>
+        <w:tc>
+          <w:tcPr>
+            <w:tcW w:type="dxa" w:w="2160"/>
+          </w:tcPr>
+          <w:p>
+            <w:r>
+              <w:t>14%</w:t>
+            </w:r>
+          </w:p>
+        </w:tc>
+      </w:tr>
+      <w:tr>
+        <w:tc>
+          <w:tcPr>
+            <w:tcW w:type="dxa" w:w="2160"/>
+          </w:tcPr>
+          <w:p>
+            <w:r>
+              <w:t>中建创业科技有限公司</w:t>
+            </w:r>
+          </w:p>
+        </w:tc>
+        <w:tc>
+          <w:tcPr>
+            <w:tcW w:type="dxa" w:w="2160"/>
+          </w:tcPr>
+          <w:p>
+            <w:r>
+              <w:t>半导体</w:t>
+            </w:r>
+          </w:p>
+        </w:tc>
+        <w:tc>
+          <w:tcPr>
+            <w:tcW w:type="dxa" w:w="2160"/>
+          </w:tcPr>
+          <w:p>
+            <w:r>
+              <w:t>166亿</w:t>
+            </w:r>
+          </w:p>
+        </w:tc>
+        <w:tc>
+          <w:tcPr>
+            <w:tcW w:type="dxa" w:w="2160"/>
+          </w:tcPr>
+          <w:p>
+            <w:r>
+              <w:t>24%</w:t>
+            </w:r>
+          </w:p>
+        </w:tc>
+      </w:tr>
+      <w:tr>
+        <w:tc>
+          <w:tcPr>
+            <w:tcW w:type="dxa" w:w="2160"/>
+          </w:tcPr>
+          <w:p>
+            <w:r>
+              <w:t>昂歌信息信息有限公司</w:t>
+            </w:r>
+          </w:p>
+        </w:tc>
+        <w:tc>
+          <w:tcPr>
+            <w:tcW w:type="dxa" w:w="2160"/>
+          </w:tcPr>
+          <w:p>
+            <w:r>
+              <w:t>消费科技</w:t>
+            </w:r>
+          </w:p>
+        </w:tc>
+        <w:tc>
+          <w:tcPr>
+            <w:tcW w:type="dxa" w:w="2160"/>
+          </w:tcPr>
+          <w:p>
+            <w:r>
+              <w:t>577亿</w:t>
+            </w:r>
+          </w:p>
+        </w:tc>
+        <w:tc>
+          <w:tcPr>
+            <w:tcW w:type="dxa" w:w="2160"/>
+          </w:tcPr>
+          <w:p>
+            <w:r>
+              <w:t>5%</w:t>
+            </w:r>
+          </w:p>
+        </w:tc>
+      </w:tr>
+      <w:tr>
+        <w:tc>
+          <w:tcPr>
+            <w:tcW w:type="dxa" w:w="2160"/>
+          </w:tcPr>
+          <w:p>
+            <w:r>
+              <w:t>恩悌网络有限公司</w:t>
+            </w:r>
+          </w:p>
+        </w:tc>
+        <w:tc>
+          <w:tcPr>
+            <w:tcW w:type="dxa" w:w="2160"/>
+          </w:tcPr>
+          <w:p>
+            <w:r>
+              <w:t>新能源</w:t>
+            </w:r>
+          </w:p>
+        </w:tc>
+        <w:tc>
+          <w:tcPr>
+            <w:tcW w:type="dxa" w:w="2160"/>
+          </w:tcPr>
+          <w:p>
+            <w:r>
+              <w:t>461亿</w:t>
+            </w:r>
+          </w:p>
+        </w:tc>
+        <w:tc>
+          <w:tcPr>
+            <w:tcW w:type="dxa" w:w="2160"/>
+          </w:tcPr>
+          <w:p>
+            <w:r>
+              <w:t>19%</w:t>
+            </w:r>
+          </w:p>
+        </w:tc>
+      </w:tr>
+      <w:tr>
+        <w:tc>
+          <w:tcPr>
+            <w:tcW w:type="dxa" w:w="2160"/>
+          </w:tcPr>
+          <w:p>
+            <w:r>
+              <w:t>华泰通安传媒有限公司</w:t>
+            </w:r>
+          </w:p>
+        </w:tc>
+        <w:tc>
+          <w:tcPr>
+            <w:tcW w:type="dxa" w:w="2160"/>
+          </w:tcPr>
+          <w:p>
+            <w:r>
+              <w:t>消费科技</w:t>
+            </w:r>
+          </w:p>
+        </w:tc>
+        <w:tc>
+          <w:tcPr>
+            <w:tcW w:type="dxa" w:w="2160"/>
+          </w:tcPr>
+          <w:p>
+            <w:r>
+              <w:t>286亿</w:t>
+            </w:r>
+          </w:p>
+        </w:tc>
+        <w:tc>
+          <w:tcPr>
+            <w:tcW w:type="dxa" w:w="2160"/>
+          </w:tcPr>
+          <w:p>
+            <w:r>
+              <w:t>23%</w:t>
+            </w:r>
+          </w:p>
+        </w:tc>
+      </w:tr>
+      <w:tr>
+        <w:tc>
+          <w:tcPr>
+            <w:tcW w:type="dxa" w:w="2160"/>
+          </w:tcPr>
+          <w:p>
+            <w:r>
+              <w:t>佳禾传媒有限公司</w:t>
+            </w:r>
+          </w:p>
+        </w:tc>
+        <w:tc>
+          <w:tcPr>
+            <w:tcW w:type="dxa" w:w="2160"/>
+          </w:tcPr>
+          <w:p>
+            <w:r>
+              <w:t>云计算</w:t>
+            </w:r>
+          </w:p>
+        </w:tc>
+        <w:tc>
+          <w:tcPr>
+            <w:tcW w:type="dxa" w:w="2160"/>
+          </w:tcPr>
+          <w:p>
+            <w:r>
+              <w:t>737亿</w:t>
+            </w:r>
+          </w:p>
+        </w:tc>
+        <w:tc>
+          <w:tcPr>
+            <w:tcW w:type="dxa" w:w="2160"/>
+          </w:tcPr>
+          <w:p>
+            <w:r>
+              <w:t>8%</w:t>
+            </w:r>
+          </w:p>
+        </w:tc>
+      </w:tr>
+    </w:tbl>
+    <w:p>
+      <w:pPr>
+        <w:pStyle w:val="Heading1"/>
+      </w:pPr>
+      <w:r>
+        <w:t>行业分析 2</w:t>
+      </w:r>
+    </w:p>
+    <w:p>
+      <w:r>
+        <w:br/>
+        <w:t>华辰资本旗下的 HC Energy Transition Fund 在最近的资产配置会议中</w:t>
+        <w:br/>
+        <w:t>讨论了 消费科技 行业的投资机会，并对 天开科技有限公司</w:t>
+        <w:br/>
+        <w:t>进行了重点评估。</w:t>
+        <w:br/>
+      </w:r>
+    </w:p>
+    <w:p>
+      <w:r>
+        <w:br/>
+        <w:t>良诺科技有限公司 是中国 云计算 行业的重要企业之一。</w:t>
+        <w:br/>
+        <w:t>根据华辰资本 风险管理部 的研究，该公司成立于 2016 年，</w:t>
+        <w:br/>
+        <w:t>目前员工规模约 1663 人。公司近年来持续加大研发投入，</w:t>
+        <w:br/>
+        <w:t>在核心技术方面形成了较强的竞争壁垒。</w:t>
+        <w:br/>
+      </w:r>
+    </w:p>
+    <w:p>
+      <w:r>
+        <w:br/>
+        <w:t>华辰资本旗下的 HC Alpha Growth Fund 在最近的资产配置会议中</w:t>
+        <w:br/>
+        <w:t>讨论了 消费科技 行业的投资机会，并对 昂歌信息信息有限公司</w:t>
         <w:br/>
         <w:t>进行了重点评估。</w:t>
         <w:br/>
@@ -106,6 +848,50 @@
         <w:br/>
       </w:r>
     </w:p>
+    <w:p>
+      <w:r>
+        <w:br/>
+        <w:t>华辰资本旗下的 HC AI Innovation Fund 在最近的资产配置会议中</w:t>
+        <w:br/>
+        <w:t>讨论了 人工智能 行业的投资机会，并对 惠派国际公司科技有限公司</w:t>
+        <w:br/>
+        <w:t>进行了重点评估。</w:t>
+        <w:br/>
+      </w:r>
+    </w:p>
+    <w:p>
+      <w:r>
+        <w:br/>
+        <w:t>根据内部财务模型测算，方正科技传媒有限公司 在未来三年</w:t>
+        <w:br/>
+        <w:t>收入复合增长率预计可达到 34% 左右。</w:t>
+        <w:br/>
+        <w:t>该预测基于行业需求增长以及公司产能扩张计划。</w:t>
+        <w:br/>
+      </w:r>
+    </w:p>
+    <w:p>
+      <w:r>
+        <w:br/>
+        <w:t>风险管理部认为，医疗科技 行业仍然面临若干</w:t>
+        <w:br/>
+        <w:t>不确定性因素，包括技术迭代风险、政策变化、</w:t>
+        <w:br/>
+        <w:t>以及市场竞争加剧等问题。</w:t>
+        <w:br/>
+      </w:r>
+    </w:p>
+    <w:p>
+      <w:r>
+        <w:br/>
+        <w:t>根据内部财务模型测算，巨奥传媒有限公司 在未来三年</w:t>
+        <w:br/>
+        <w:t>收入复合增长率预计可达到 34% 左右。</w:t>
+        <w:br/>
+        <w:t>该预测基于行业需求增长以及公司产能扩张计划。</w:t>
+        <w:br/>
+      </w:r>
+    </w:p>
     <w:tbl>
       <w:tblPr>
         <w:tblW w:type="auto" w:w="0"/>
@@ -166,37 +952,37 @@
           </w:tcPr>
           <w:p>
             <w:r>
-              <w:t>富罳信息有限公司</w:t>
-            </w:r>
-          </w:p>
-        </w:tc>
-        <w:tc>
-          <w:tcPr>
-            <w:tcW w:type="dxa" w:w="2160"/>
-          </w:tcPr>
-          <w:p>
-            <w:r>
-              <w:t>医疗科技</w:t>
-            </w:r>
-          </w:p>
-        </w:tc>
-        <w:tc>
-          <w:tcPr>
-            <w:tcW w:type="dxa" w:w="2160"/>
-          </w:tcPr>
-          <w:p>
-            <w:r>
-              <w:t>799亿</w:t>
-            </w:r>
-          </w:p>
-        </w:tc>
-        <w:tc>
-          <w:tcPr>
-            <w:tcW w:type="dxa" w:w="2160"/>
-          </w:tcPr>
-          <w:p>
-            <w:r>
-              <w:t>11%</w:t>
+              <w:t>雨林木风计算机科技有限公司</w:t>
+            </w:r>
+          </w:p>
+        </w:tc>
+        <w:tc>
+          <w:tcPr>
+            <w:tcW w:type="dxa" w:w="2160"/>
+          </w:tcPr>
+          <w:p>
+            <w:r>
+              <w:t>半导体</w:t>
+            </w:r>
+          </w:p>
+        </w:tc>
+        <w:tc>
+          <w:tcPr>
+            <w:tcW w:type="dxa" w:w="2160"/>
+          </w:tcPr>
+          <w:p>
+            <w:r>
+              <w:t>579亿</w:t>
+            </w:r>
+          </w:p>
+        </w:tc>
+        <w:tc>
+          <w:tcPr>
+            <w:tcW w:type="dxa" w:w="2160"/>
+          </w:tcPr>
+          <w:p>
+            <w:r>
+              <w:t>30%</w:t>
             </w:r>
           </w:p>
         </w:tc>
@@ -208,7 +994,7 @@
           </w:tcPr>
           <w:p>
             <w:r>
-              <w:t>银嘉信息有限公司</w:t>
+              <w:t>鑫博腾飞信息有限公司</w:t>
             </w:r>
           </w:p>
         </w:tc>
@@ -228,17 +1014,17 @@
           </w:tcPr>
           <w:p>
             <w:r>
-              <w:t>273亿</w:t>
-            </w:r>
-          </w:p>
-        </w:tc>
-        <w:tc>
-          <w:tcPr>
-            <w:tcW w:type="dxa" w:w="2160"/>
-          </w:tcPr>
-          <w:p>
-            <w:r>
-              <w:t>8%</w:t>
+              <w:t>200亿</w:t>
+            </w:r>
+          </w:p>
+        </w:tc>
+        <w:tc>
+          <w:tcPr>
+            <w:tcW w:type="dxa" w:w="2160"/>
+          </w:tcPr>
+          <w:p>
+            <w:r>
+              <w:t>20%</w:t>
             </w:r>
           </w:p>
         </w:tc>
@@ -250,37 +1036,37 @@
           </w:tcPr>
           <w:p>
             <w:r>
-              <w:t>飞利信科技有限公司</w:t>
-            </w:r>
-          </w:p>
-        </w:tc>
-        <w:tc>
-          <w:tcPr>
-            <w:tcW w:type="dxa" w:w="2160"/>
-          </w:tcPr>
-          <w:p>
-            <w:r>
-              <w:t>新能源</w:t>
-            </w:r>
-          </w:p>
-        </w:tc>
-        <w:tc>
-          <w:tcPr>
-            <w:tcW w:type="dxa" w:w="2160"/>
-          </w:tcPr>
-          <w:p>
-            <w:r>
-              <w:t>416亿</w:t>
-            </w:r>
-          </w:p>
-        </w:tc>
-        <w:tc>
-          <w:tcPr>
-            <w:tcW w:type="dxa" w:w="2160"/>
-          </w:tcPr>
-          <w:p>
-            <w:r>
-              <w:t>12%</w:t>
+              <w:t>鑫博腾飞信息有限公司</w:t>
+            </w:r>
+          </w:p>
+        </w:tc>
+        <w:tc>
+          <w:tcPr>
+            <w:tcW w:type="dxa" w:w="2160"/>
+          </w:tcPr>
+          <w:p>
+            <w:r>
+              <w:t>消费科技</w:t>
+            </w:r>
+          </w:p>
+        </w:tc>
+        <w:tc>
+          <w:tcPr>
+            <w:tcW w:type="dxa" w:w="2160"/>
+          </w:tcPr>
+          <w:p>
+            <w:r>
+              <w:t>296亿</w:t>
+            </w:r>
+          </w:p>
+        </w:tc>
+        <w:tc>
+          <w:tcPr>
+            <w:tcW w:type="dxa" w:w="2160"/>
+          </w:tcPr>
+          <w:p>
+            <w:r>
+              <w:t>16%</w:t>
             </w:r>
           </w:p>
         </w:tc>
@@ -292,37 +1078,37 @@
           </w:tcPr>
           <w:p>
             <w:r>
-              <w:t>创亿网络有限公司</w:t>
-            </w:r>
-          </w:p>
-        </w:tc>
-        <w:tc>
-          <w:tcPr>
-            <w:tcW w:type="dxa" w:w="2160"/>
-          </w:tcPr>
-          <w:p>
-            <w:r>
-              <w:t>云计算</w:t>
-            </w:r>
-          </w:p>
-        </w:tc>
-        <w:tc>
-          <w:tcPr>
-            <w:tcW w:type="dxa" w:w="2160"/>
-          </w:tcPr>
-          <w:p>
-            <w:r>
-              <w:t>234亿</w:t>
-            </w:r>
-          </w:p>
-        </w:tc>
-        <w:tc>
-          <w:tcPr>
-            <w:tcW w:type="dxa" w:w="2160"/>
-          </w:tcPr>
-          <w:p>
-            <w:r>
-              <w:t>22%</w:t>
+              <w:t>惠派国际公司科技有限公司</w:t>
+            </w:r>
+          </w:p>
+        </w:tc>
+        <w:tc>
+          <w:tcPr>
+            <w:tcW w:type="dxa" w:w="2160"/>
+          </w:tcPr>
+          <w:p>
+            <w:r>
+              <w:t>人工智能</w:t>
+            </w:r>
+          </w:p>
+        </w:tc>
+        <w:tc>
+          <w:tcPr>
+            <w:tcW w:type="dxa" w:w="2160"/>
+          </w:tcPr>
+          <w:p>
+            <w:r>
+              <w:t>723亿</w:t>
+            </w:r>
+          </w:p>
+        </w:tc>
+        <w:tc>
+          <w:tcPr>
+            <w:tcW w:type="dxa" w:w="2160"/>
+          </w:tcPr>
+          <w:p>
+            <w:r>
+              <w:t>20%</w:t>
             </w:r>
           </w:p>
         </w:tc>
@@ -334,37 +1120,37 @@
           </w:tcPr>
           <w:p>
             <w:r>
-              <w:t>天益信息有限公司</w:t>
-            </w:r>
-          </w:p>
-        </w:tc>
-        <w:tc>
-          <w:tcPr>
-            <w:tcW w:type="dxa" w:w="2160"/>
-          </w:tcPr>
-          <w:p>
-            <w:r>
-              <w:t>云计算</w:t>
-            </w:r>
-          </w:p>
-        </w:tc>
-        <w:tc>
-          <w:tcPr>
-            <w:tcW w:type="dxa" w:w="2160"/>
-          </w:tcPr>
-          <w:p>
-            <w:r>
-              <w:t>344亿</w:t>
-            </w:r>
-          </w:p>
-        </w:tc>
-        <w:tc>
-          <w:tcPr>
-            <w:tcW w:type="dxa" w:w="2160"/>
-          </w:tcPr>
-          <w:p>
-            <w:r>
-              <w:t>18%</w:t>
+              <w:t>联软科技有限公司</w:t>
+            </w:r>
+          </w:p>
+        </w:tc>
+        <w:tc>
+          <w:tcPr>
+            <w:tcW w:type="dxa" w:w="2160"/>
+          </w:tcPr>
+          <w:p>
+            <w:r>
+              <w:t>消费科技</w:t>
+            </w:r>
+          </w:p>
+        </w:tc>
+        <w:tc>
+          <w:tcPr>
+            <w:tcW w:type="dxa" w:w="2160"/>
+          </w:tcPr>
+          <w:p>
+            <w:r>
+              <w:t>549亿</w:t>
+            </w:r>
+          </w:p>
+        </w:tc>
+        <w:tc>
+          <w:tcPr>
+            <w:tcW w:type="dxa" w:w="2160"/>
+          </w:tcPr>
+          <w:p>
+            <w:r>
+              <w:t>16%</w:t>
             </w:r>
           </w:p>
         </w:tc>
@@ -376,37 +1162,37 @@
           </w:tcPr>
           <w:p>
             <w:r>
-              <w:t>精芯信息有限公司</w:t>
-            </w:r>
-          </w:p>
-        </w:tc>
-        <w:tc>
-          <w:tcPr>
-            <w:tcW w:type="dxa" w:w="2160"/>
-          </w:tcPr>
-          <w:p>
-            <w:r>
-              <w:t>消费科技</w:t>
-            </w:r>
-          </w:p>
-        </w:tc>
-        <w:tc>
-          <w:tcPr>
-            <w:tcW w:type="dxa" w:w="2160"/>
-          </w:tcPr>
-          <w:p>
-            <w:r>
-              <w:t>483亿</w:t>
-            </w:r>
-          </w:p>
-        </w:tc>
-        <w:tc>
-          <w:tcPr>
-            <w:tcW w:type="dxa" w:w="2160"/>
-          </w:tcPr>
-          <w:p>
-            <w:r>
-              <w:t>25%</w:t>
+              <w:t>富罳网络有限公司</w:t>
+            </w:r>
+          </w:p>
+        </w:tc>
+        <w:tc>
+          <w:tcPr>
+            <w:tcW w:type="dxa" w:w="2160"/>
+          </w:tcPr>
+          <w:p>
+            <w:r>
+              <w:t>新能源</w:t>
+            </w:r>
+          </w:p>
+        </w:tc>
+        <w:tc>
+          <w:tcPr>
+            <w:tcW w:type="dxa" w:w="2160"/>
+          </w:tcPr>
+          <w:p>
+            <w:r>
+              <w:t>692亿</w:t>
+            </w:r>
+          </w:p>
+        </w:tc>
+        <w:tc>
+          <w:tcPr>
+            <w:tcW w:type="dxa" w:w="2160"/>
+          </w:tcPr>
+          <w:p>
+            <w:r>
+              <w:t>26%</w:t>
             </w:r>
           </w:p>
         </w:tc>
@@ -418,37 +1204,37 @@
           </w:tcPr>
           <w:p>
             <w:r>
-              <w:t>凌云网络有限公司</w:t>
-            </w:r>
-          </w:p>
-        </w:tc>
-        <w:tc>
-          <w:tcPr>
-            <w:tcW w:type="dxa" w:w="2160"/>
-          </w:tcPr>
-          <w:p>
-            <w:r>
-              <w:t>医疗科技</w:t>
-            </w:r>
-          </w:p>
-        </w:tc>
-        <w:tc>
-          <w:tcPr>
-            <w:tcW w:type="dxa" w:w="2160"/>
-          </w:tcPr>
-          <w:p>
-            <w:r>
-              <w:t>788亿</w:t>
-            </w:r>
-          </w:p>
-        </w:tc>
-        <w:tc>
-          <w:tcPr>
-            <w:tcW w:type="dxa" w:w="2160"/>
-          </w:tcPr>
-          <w:p>
-            <w:r>
-              <w:t>30%</w:t>
+              <w:t>新格林耐特网络有限公司</w:t>
+            </w:r>
+          </w:p>
+        </w:tc>
+        <w:tc>
+          <w:tcPr>
+            <w:tcW w:type="dxa" w:w="2160"/>
+          </w:tcPr>
+          <w:p>
+            <w:r>
+              <w:t>人工智能</w:t>
+            </w:r>
+          </w:p>
+        </w:tc>
+        <w:tc>
+          <w:tcPr>
+            <w:tcW w:type="dxa" w:w="2160"/>
+          </w:tcPr>
+          <w:p>
+            <w:r>
+              <w:t>389亿</w:t>
+            </w:r>
+          </w:p>
+        </w:tc>
+        <w:tc>
+          <w:tcPr>
+            <w:tcW w:type="dxa" w:w="2160"/>
+          </w:tcPr>
+          <w:p>
+            <w:r>
+              <w:t>6%</w:t>
             </w:r>
           </w:p>
         </w:tc>
@@ -460,37 +1246,37 @@
           </w:tcPr>
           <w:p>
             <w:r>
-              <w:t>新宇龙信息传媒有限公司</w:t>
-            </w:r>
-          </w:p>
-        </w:tc>
-        <w:tc>
-          <w:tcPr>
-            <w:tcW w:type="dxa" w:w="2160"/>
-          </w:tcPr>
-          <w:p>
-            <w:r>
-              <w:t>机器人</w:t>
-            </w:r>
-          </w:p>
-        </w:tc>
-        <w:tc>
-          <w:tcPr>
-            <w:tcW w:type="dxa" w:w="2160"/>
-          </w:tcPr>
-          <w:p>
-            <w:r>
-              <w:t>252亿</w:t>
-            </w:r>
-          </w:p>
-        </w:tc>
-        <w:tc>
-          <w:tcPr>
-            <w:tcW w:type="dxa" w:w="2160"/>
-          </w:tcPr>
-          <w:p>
-            <w:r>
-              <w:t>20%</w:t>
+              <w:t>精芯信息有限公司</w:t>
+            </w:r>
+          </w:p>
+        </w:tc>
+        <w:tc>
+          <w:tcPr>
+            <w:tcW w:type="dxa" w:w="2160"/>
+          </w:tcPr>
+          <w:p>
+            <w:r>
+              <w:t>半导体</w:t>
+            </w:r>
+          </w:p>
+        </w:tc>
+        <w:tc>
+          <w:tcPr>
+            <w:tcW w:type="dxa" w:w="2160"/>
+          </w:tcPr>
+          <w:p>
+            <w:r>
+              <w:t>393亿</w:t>
+            </w:r>
+          </w:p>
+        </w:tc>
+        <w:tc>
+          <w:tcPr>
+            <w:tcW w:type="dxa" w:w="2160"/>
+          </w:tcPr>
+          <w:p>
+            <w:r>
+              <w:t>30%</w:t>
             </w:r>
           </w:p>
         </w:tc>
@@ -502,37 +1288,37 @@
           </w:tcPr>
           <w:p>
             <w:r>
-              <w:t>飞利信科技有限公司</w:t>
-            </w:r>
-          </w:p>
-        </w:tc>
-        <w:tc>
-          <w:tcPr>
-            <w:tcW w:type="dxa" w:w="2160"/>
-          </w:tcPr>
-          <w:p>
-            <w:r>
-              <w:t>新能源</w:t>
-            </w:r>
-          </w:p>
-        </w:tc>
-        <w:tc>
-          <w:tcPr>
-            <w:tcW w:type="dxa" w:w="2160"/>
-          </w:tcPr>
-          <w:p>
-            <w:r>
-              <w:t>246亿</w:t>
-            </w:r>
-          </w:p>
-        </w:tc>
-        <w:tc>
-          <w:tcPr>
-            <w:tcW w:type="dxa" w:w="2160"/>
-          </w:tcPr>
-          <w:p>
-            <w:r>
-              <w:t>10%</w:t>
+              <w:t>华成育卓科技有限公司</w:t>
+            </w:r>
+          </w:p>
+        </w:tc>
+        <w:tc>
+          <w:tcPr>
+            <w:tcW w:type="dxa" w:w="2160"/>
+          </w:tcPr>
+          <w:p>
+            <w:r>
+              <w:t>医疗科技</w:t>
+            </w:r>
+          </w:p>
+        </w:tc>
+        <w:tc>
+          <w:tcPr>
+            <w:tcW w:type="dxa" w:w="2160"/>
+          </w:tcPr>
+          <w:p>
+            <w:r>
+              <w:t>228亿</w:t>
+            </w:r>
+          </w:p>
+        </w:tc>
+        <w:tc>
+          <w:tcPr>
+            <w:tcW w:type="dxa" w:w="2160"/>
+          </w:tcPr>
+          <w:p>
+            <w:r>
+              <w:t>22%</w:t>
             </w:r>
           </w:p>
         </w:tc>
@@ -544,37 +1330,37 @@
           </w:tcPr>
           <w:p>
             <w:r>
-              <w:t>精芯科技有限公司</w:t>
-            </w:r>
-          </w:p>
-        </w:tc>
-        <w:tc>
-          <w:tcPr>
-            <w:tcW w:type="dxa" w:w="2160"/>
-          </w:tcPr>
-          <w:p>
-            <w:r>
-              <w:t>云计算</w:t>
-            </w:r>
-          </w:p>
-        </w:tc>
-        <w:tc>
-          <w:tcPr>
-            <w:tcW w:type="dxa" w:w="2160"/>
-          </w:tcPr>
-          <w:p>
-            <w:r>
-              <w:t>190亿</w:t>
-            </w:r>
-          </w:p>
-        </w:tc>
-        <w:tc>
-          <w:tcPr>
-            <w:tcW w:type="dxa" w:w="2160"/>
-          </w:tcPr>
-          <w:p>
-            <w:r>
-              <w:t>6%</w:t>
+              <w:t>富罳网络有限公司</w:t>
+            </w:r>
+          </w:p>
+        </w:tc>
+        <w:tc>
+          <w:tcPr>
+            <w:tcW w:type="dxa" w:w="2160"/>
+          </w:tcPr>
+          <w:p>
+            <w:r>
+              <w:t>新能源</w:t>
+            </w:r>
+          </w:p>
+        </w:tc>
+        <w:tc>
+          <w:tcPr>
+            <w:tcW w:type="dxa" w:w="2160"/>
+          </w:tcPr>
+          <w:p>
+            <w:r>
+              <w:t>364亿</w:t>
+            </w:r>
+          </w:p>
+        </w:tc>
+        <w:tc>
+          <w:tcPr>
+            <w:tcW w:type="dxa" w:w="2160"/>
+          </w:tcPr>
+          <w:p>
+            <w:r>
+              <w:t>21%</w:t>
             </w:r>
           </w:p>
         </w:tc>
@@ -586,37 +1372,37 @@
           </w:tcPr>
           <w:p>
             <w:r>
-              <w:t>鸿睿思博信息有限公司</w:t>
-            </w:r>
-          </w:p>
-        </w:tc>
-        <w:tc>
-          <w:tcPr>
-            <w:tcW w:type="dxa" w:w="2160"/>
-          </w:tcPr>
-          <w:p>
-            <w:r>
-              <w:t>半导体</w:t>
-            </w:r>
-          </w:p>
-        </w:tc>
-        <w:tc>
-          <w:tcPr>
-            <w:tcW w:type="dxa" w:w="2160"/>
-          </w:tcPr>
-          <w:p>
-            <w:r>
-              <w:t>547亿</w:t>
-            </w:r>
-          </w:p>
-        </w:tc>
-        <w:tc>
-          <w:tcPr>
-            <w:tcW w:type="dxa" w:w="2160"/>
-          </w:tcPr>
-          <w:p>
-            <w:r>
-              <w:t>7%</w:t>
+              <w:t>通际名联网络有限公司</w:t>
+            </w:r>
+          </w:p>
+        </w:tc>
+        <w:tc>
+          <w:tcPr>
+            <w:tcW w:type="dxa" w:w="2160"/>
+          </w:tcPr>
+          <w:p>
+            <w:r>
+              <w:t>机器人</w:t>
+            </w:r>
+          </w:p>
+        </w:tc>
+        <w:tc>
+          <w:tcPr>
+            <w:tcW w:type="dxa" w:w="2160"/>
+          </w:tcPr>
+          <w:p>
+            <w:r>
+              <w:t>710亿</w:t>
+            </w:r>
+          </w:p>
+        </w:tc>
+        <w:tc>
+          <w:tcPr>
+            <w:tcW w:type="dxa" w:w="2160"/>
+          </w:tcPr>
+          <w:p>
+            <w:r>
+              <w:t>16%</w:t>
             </w:r>
           </w:p>
         </w:tc>
@@ -628,27 +1414,27 @@
           </w:tcPr>
           <w:p>
             <w:r>
-              <w:t>鸿睿思博信息有限公司</w:t>
-            </w:r>
-          </w:p>
-        </w:tc>
-        <w:tc>
-          <w:tcPr>
-            <w:tcW w:type="dxa" w:w="2160"/>
-          </w:tcPr>
-          <w:p>
-            <w:r>
-              <w:t>半导体</w:t>
-            </w:r>
-          </w:p>
-        </w:tc>
-        <w:tc>
-          <w:tcPr>
-            <w:tcW w:type="dxa" w:w="2160"/>
-          </w:tcPr>
-          <w:p>
-            <w:r>
-              <w:t>576亿</w:t>
+              <w:t>巨奥传媒有限公司</w:t>
+            </w:r>
+          </w:p>
+        </w:tc>
+        <w:tc>
+          <w:tcPr>
+            <w:tcW w:type="dxa" w:w="2160"/>
+          </w:tcPr>
+          <w:p>
+            <w:r>
+              <w:t>人工智能</w:t>
+            </w:r>
+          </w:p>
+        </w:tc>
+        <w:tc>
+          <w:tcPr>
+            <w:tcW w:type="dxa" w:w="2160"/>
+          </w:tcPr>
+          <w:p>
+            <w:r>
+              <w:t>191亿</w:t>
             </w:r>
           </w:p>
         </w:tc>
@@ -670,7 +1456,7 @@
           </w:tcPr>
           <w:p>
             <w:r>
-              <w:t>精芯信息有限公司</w:t>
+              <w:t>飞海科技传媒有限公司</w:t>
             </w:r>
           </w:p>
         </w:tc>
@@ -690,17 +1476,17 @@
           </w:tcPr>
           <w:p>
             <w:r>
-              <w:t>631亿</w:t>
-            </w:r>
-          </w:p>
-        </w:tc>
-        <w:tc>
-          <w:tcPr>
-            <w:tcW w:type="dxa" w:w="2160"/>
-          </w:tcPr>
-          <w:p>
-            <w:r>
-              <w:t>15%</w:t>
+              <w:t>578亿</w:t>
+            </w:r>
+          </w:p>
+        </w:tc>
+        <w:tc>
+          <w:tcPr>
+            <w:tcW w:type="dxa" w:w="2160"/>
+          </w:tcPr>
+          <w:p>
+            <w:r>
+              <w:t>10%</w:t>
             </w:r>
           </w:p>
         </w:tc>
@@ -712,37 +1498,37 @@
           </w:tcPr>
           <w:p>
             <w:r>
-              <w:t>易动力科技有限公司</w:t>
-            </w:r>
-          </w:p>
-        </w:tc>
-        <w:tc>
-          <w:tcPr>
-            <w:tcW w:type="dxa" w:w="2160"/>
-          </w:tcPr>
-          <w:p>
-            <w:r>
-              <w:t>云计算</w:t>
-            </w:r>
-          </w:p>
-        </w:tc>
-        <w:tc>
-          <w:tcPr>
-            <w:tcW w:type="dxa" w:w="2160"/>
-          </w:tcPr>
-          <w:p>
-            <w:r>
-              <w:t>518亿</w:t>
-            </w:r>
-          </w:p>
-        </w:tc>
-        <w:tc>
-          <w:tcPr>
-            <w:tcW w:type="dxa" w:w="2160"/>
-          </w:tcPr>
-          <w:p>
-            <w:r>
-              <w:t>8%</w:t>
+              <w:t>雨林木风计算机科技有限公司</w:t>
+            </w:r>
+          </w:p>
+        </w:tc>
+        <w:tc>
+          <w:tcPr>
+            <w:tcW w:type="dxa" w:w="2160"/>
+          </w:tcPr>
+          <w:p>
+            <w:r>
+              <w:t>半导体</w:t>
+            </w:r>
+          </w:p>
+        </w:tc>
+        <w:tc>
+          <w:tcPr>
+            <w:tcW w:type="dxa" w:w="2160"/>
+          </w:tcPr>
+          <w:p>
+            <w:r>
+              <w:t>133亿</w:t>
+            </w:r>
+          </w:p>
+        </w:tc>
+        <w:tc>
+          <w:tcPr>
+            <w:tcW w:type="dxa" w:w="2160"/>
+          </w:tcPr>
+          <w:p>
+            <w:r>
+              <w:t>17%</w:t>
             </w:r>
           </w:p>
         </w:tc>
@@ -754,37 +1540,37 @@
           </w:tcPr>
           <w:p>
             <w:r>
-              <w:t>万迅电脑网络有限公司</w:t>
-            </w:r>
-          </w:p>
-        </w:tc>
-        <w:tc>
-          <w:tcPr>
-            <w:tcW w:type="dxa" w:w="2160"/>
-          </w:tcPr>
-          <w:p>
-            <w:r>
-              <w:t>半导体</w:t>
-            </w:r>
-          </w:p>
-        </w:tc>
-        <w:tc>
-          <w:tcPr>
-            <w:tcW w:type="dxa" w:w="2160"/>
-          </w:tcPr>
-          <w:p>
-            <w:r>
-              <w:t>193亿</w:t>
-            </w:r>
-          </w:p>
-        </w:tc>
-        <w:tc>
-          <w:tcPr>
-            <w:tcW w:type="dxa" w:w="2160"/>
-          </w:tcPr>
-          <w:p>
-            <w:r>
-              <w:t>20%</w:t>
+              <w:t>创联世纪信息有限公司</w:t>
+            </w:r>
+          </w:p>
+        </w:tc>
+        <w:tc>
+          <w:tcPr>
+            <w:tcW w:type="dxa" w:w="2160"/>
+          </w:tcPr>
+          <w:p>
+            <w:r>
+              <w:t>云计算</w:t>
+            </w:r>
+          </w:p>
+        </w:tc>
+        <w:tc>
+          <w:tcPr>
+            <w:tcW w:type="dxa" w:w="2160"/>
+          </w:tcPr>
+          <w:p>
+            <w:r>
+              <w:t>412亿</w:t>
+            </w:r>
+          </w:p>
+        </w:tc>
+        <w:tc>
+          <w:tcPr>
+            <w:tcW w:type="dxa" w:w="2160"/>
+          </w:tcPr>
+          <w:p>
+            <w:r>
+              <w:t>28%</w:t>
             </w:r>
           </w:p>
         </w:tc>
@@ -795,13 +1581,46 @@
         <w:pStyle w:val="Heading1"/>
       </w:pPr>
       <w:r>
-        <w:t>行业分析 2</w:t>
+        <w:t>行业分析 3</w:t>
       </w:r>
     </w:p>
     <w:p>
       <w:r>
         <w:br/>
-        <w:t>风险管理部认为，机器人 行业仍然面临若干</w:t>
+        <w:t>根据内部财务模型测算，华成育卓传媒有限公司 在未来三年</w:t>
+        <w:br/>
+        <w:t>收入复合增长率预计可达到 32% 左右。</w:t>
+        <w:br/>
+        <w:t>该预测基于行业需求增长以及公司产能扩张计划。</w:t>
+        <w:br/>
+      </w:r>
+    </w:p>
+    <w:p>
+      <w:r>
+        <w:br/>
+        <w:t>从产业链角度看，消费科技 行业主要由上游设备厂商、</w:t>
+        <w:br/>
+        <w:t>中游平台企业以及下游应用厂商组成。</w:t>
+        <w:br/>
+        <w:t>鑫博腾飞信息有限公司 主要位于产业链的 下游 环节。</w:t>
+        <w:br/>
+      </w:r>
+    </w:p>
+    <w:p>
+      <w:r>
+        <w:br/>
+        <w:t>从产业链角度看，消费科技 行业主要由上游设备厂商、</w:t>
+        <w:br/>
+        <w:t>中游平台企业以及下游应用厂商组成。</w:t>
+        <w:br/>
+        <w:t>联通时科传媒有限公司 主要位于产业链的 中游 环节。</w:t>
+        <w:br/>
+      </w:r>
+    </w:p>
+    <w:p>
+      <w:r>
+        <w:br/>
+        <w:t>风险管理部认为，云计算 行业仍然面临若干</w:t>
         <w:br/>
         <w:t>不确定性因素，包括技术迭代风险、政策变化、</w:t>
         <w:br/>
@@ -812,20 +1631,762 @@
     <w:p>
       <w:r>
         <w:br/>
-        <w:t>从产业链角度看，新能源 行业主要由上游设备厂商、</w:t>
+        <w:t>惠派国际公司科技有限公司 是中国 人工智能 行业的重要企业之一。</w:t>
         <w:br/>
-        <w:t>中游平台企业以及下游应用厂商组成。</w:t>
+        <w:t>根据华辰资本 量化研究部 的研究，该公司成立于 2019 年，</w:t>
         <w:br/>
-        <w:t>快讯网络有限公司 主要位于产业链的 下游 环节。</w:t>
+        <w:t>目前员工规模约 6944 人。公司近年来持续加大研发投入，</w:t>
+        <w:br/>
+        <w:t>在核心技术方面形成了较强的竞争壁垒。</w:t>
         <w:br/>
       </w:r>
     </w:p>
     <w:p>
       <w:r>
         <w:br/>
-        <w:t>根据内部财务模型测算，万迅电脑网络有限公司 在未来三年</w:t>
+        <w:t>中建创业科技有限公司 是中国 半导体 行业的重要企业之一。</w:t>
         <w:br/>
-        <w:t>收入复合增长率预计可达到 14% 左右。</w:t>
+        <w:t>根据华辰资本 投资策略部 的研究，该公司成立于 2006 年，</w:t>
+        <w:br/>
+        <w:t>目前员工规模约 6832 人。公司近年来持续加大研发投入，</w:t>
+        <w:br/>
+        <w:t>在核心技术方面形成了较强的竞争壁垒。</w:t>
+        <w:br/>
+      </w:r>
+    </w:p>
+    <w:p>
+      <w:r>
+        <w:br/>
+        <w:t>毕博诚信息有限公司 是中国 机器人 行业的重要企业之一。</w:t>
+        <w:br/>
+        <w:t>根据华辰资本 量化研究部 的研究，该公司成立于 2017 年，</w:t>
+        <w:br/>
+        <w:t>目前员工规模约 508 人。公司近年来持续加大研发投入，</w:t>
+        <w:br/>
+        <w:t>在核心技术方面形成了较强的竞争壁垒。</w:t>
+        <w:br/>
+      </w:r>
+    </w:p>
+    <w:p>
+      <w:r>
+        <w:br/>
+        <w:t>华辰资本旗下的 HC Energy Transition Fund 在最近的资产配置会议中</w:t>
+        <w:br/>
+        <w:t>讨论了 人工智能 行业的投资机会，并对 方正科技传媒有限公司</w:t>
+        <w:br/>
+        <w:t>进行了重点评估。</w:t>
+        <w:br/>
+      </w:r>
+    </w:p>
+    <w:tbl>
+      <w:tblPr>
+        <w:tblW w:type="auto" w:w="0"/>
+        <w:tblLook w:firstColumn="1" w:firstRow="1" w:lastColumn="0" w:lastRow="0" w:noHBand="0" w:noVBand="1" w:val="04A0"/>
+      </w:tblPr>
+      <w:tblGrid>
+        <w:gridCol w:w="2160"/>
+        <w:gridCol w:w="2160"/>
+        <w:gridCol w:w="2160"/>
+        <w:gridCol w:w="2160"/>
+      </w:tblGrid>
+      <w:tr>
+        <w:tc>
+          <w:tcPr>
+            <w:tcW w:type="dxa" w:w="2160"/>
+          </w:tcPr>
+          <w:p>
+            <w:r>
+              <w:t>公司</w:t>
+            </w:r>
+          </w:p>
+        </w:tc>
+        <w:tc>
+          <w:tcPr>
+            <w:tcW w:type="dxa" w:w="2160"/>
+          </w:tcPr>
+          <w:p>
+            <w:r>
+              <w:t>行业</w:t>
+            </w:r>
+          </w:p>
+        </w:tc>
+        <w:tc>
+          <w:tcPr>
+            <w:tcW w:type="dxa" w:w="2160"/>
+          </w:tcPr>
+          <w:p>
+            <w:r>
+              <w:t>市值</w:t>
+            </w:r>
+          </w:p>
+        </w:tc>
+        <w:tc>
+          <w:tcPr>
+            <w:tcW w:type="dxa" w:w="2160"/>
+          </w:tcPr>
+          <w:p>
+            <w:r>
+              <w:t>增长率</w:t>
+            </w:r>
+          </w:p>
+        </w:tc>
+      </w:tr>
+      <w:tr>
+        <w:tc>
+          <w:tcPr>
+            <w:tcW w:type="dxa" w:w="2160"/>
+          </w:tcPr>
+          <w:p>
+            <w:r>
+              <w:t>佳禾传媒有限公司</w:t>
+            </w:r>
+          </w:p>
+        </w:tc>
+        <w:tc>
+          <w:tcPr>
+            <w:tcW w:type="dxa" w:w="2160"/>
+          </w:tcPr>
+          <w:p>
+            <w:r>
+              <w:t>云计算</w:t>
+            </w:r>
+          </w:p>
+        </w:tc>
+        <w:tc>
+          <w:tcPr>
+            <w:tcW w:type="dxa" w:w="2160"/>
+          </w:tcPr>
+          <w:p>
+            <w:r>
+              <w:t>220亿</w:t>
+            </w:r>
+          </w:p>
+        </w:tc>
+        <w:tc>
+          <w:tcPr>
+            <w:tcW w:type="dxa" w:w="2160"/>
+          </w:tcPr>
+          <w:p>
+            <w:r>
+              <w:t>19%</w:t>
+            </w:r>
+          </w:p>
+        </w:tc>
+      </w:tr>
+      <w:tr>
+        <w:tc>
+          <w:tcPr>
+            <w:tcW w:type="dxa" w:w="2160"/>
+          </w:tcPr>
+          <w:p>
+            <w:r>
+              <w:t>华成育卓科技有限公司</w:t>
+            </w:r>
+          </w:p>
+        </w:tc>
+        <w:tc>
+          <w:tcPr>
+            <w:tcW w:type="dxa" w:w="2160"/>
+          </w:tcPr>
+          <w:p>
+            <w:r>
+              <w:t>医疗科技</w:t>
+            </w:r>
+          </w:p>
+        </w:tc>
+        <w:tc>
+          <w:tcPr>
+            <w:tcW w:type="dxa" w:w="2160"/>
+          </w:tcPr>
+          <w:p>
+            <w:r>
+              <w:t>232亿</w:t>
+            </w:r>
+          </w:p>
+        </w:tc>
+        <w:tc>
+          <w:tcPr>
+            <w:tcW w:type="dxa" w:w="2160"/>
+          </w:tcPr>
+          <w:p>
+            <w:r>
+              <w:t>14%</w:t>
+            </w:r>
+          </w:p>
+        </w:tc>
+      </w:tr>
+      <w:tr>
+        <w:tc>
+          <w:tcPr>
+            <w:tcW w:type="dxa" w:w="2160"/>
+          </w:tcPr>
+          <w:p>
+            <w:r>
+              <w:t>巨奥传媒有限公司</w:t>
+            </w:r>
+          </w:p>
+        </w:tc>
+        <w:tc>
+          <w:tcPr>
+            <w:tcW w:type="dxa" w:w="2160"/>
+          </w:tcPr>
+          <w:p>
+            <w:r>
+              <w:t>人工智能</w:t>
+            </w:r>
+          </w:p>
+        </w:tc>
+        <w:tc>
+          <w:tcPr>
+            <w:tcW w:type="dxa" w:w="2160"/>
+          </w:tcPr>
+          <w:p>
+            <w:r>
+              <w:t>732亿</w:t>
+            </w:r>
+          </w:p>
+        </w:tc>
+        <w:tc>
+          <w:tcPr>
+            <w:tcW w:type="dxa" w:w="2160"/>
+          </w:tcPr>
+          <w:p>
+            <w:r>
+              <w:t>9%</w:t>
+            </w:r>
+          </w:p>
+        </w:tc>
+      </w:tr>
+      <w:tr>
+        <w:tc>
+          <w:tcPr>
+            <w:tcW w:type="dxa" w:w="2160"/>
+          </w:tcPr>
+          <w:p>
+            <w:r>
+              <w:t>恩悌网络有限公司</w:t>
+            </w:r>
+          </w:p>
+        </w:tc>
+        <w:tc>
+          <w:tcPr>
+            <w:tcW w:type="dxa" w:w="2160"/>
+          </w:tcPr>
+          <w:p>
+            <w:r>
+              <w:t>新能源</w:t>
+            </w:r>
+          </w:p>
+        </w:tc>
+        <w:tc>
+          <w:tcPr>
+            <w:tcW w:type="dxa" w:w="2160"/>
+          </w:tcPr>
+          <w:p>
+            <w:r>
+              <w:t>791亿</w:t>
+            </w:r>
+          </w:p>
+        </w:tc>
+        <w:tc>
+          <w:tcPr>
+            <w:tcW w:type="dxa" w:w="2160"/>
+          </w:tcPr>
+          <w:p>
+            <w:r>
+              <w:t>17%</w:t>
+            </w:r>
+          </w:p>
+        </w:tc>
+      </w:tr>
+      <w:tr>
+        <w:tc>
+          <w:tcPr>
+            <w:tcW w:type="dxa" w:w="2160"/>
+          </w:tcPr>
+          <w:p>
+            <w:r>
+              <w:t>华泰通安传媒有限公司</w:t>
+            </w:r>
+          </w:p>
+        </w:tc>
+        <w:tc>
+          <w:tcPr>
+            <w:tcW w:type="dxa" w:w="2160"/>
+          </w:tcPr>
+          <w:p>
+            <w:r>
+              <w:t>消费科技</w:t>
+            </w:r>
+          </w:p>
+        </w:tc>
+        <w:tc>
+          <w:tcPr>
+            <w:tcW w:type="dxa" w:w="2160"/>
+          </w:tcPr>
+          <w:p>
+            <w:r>
+              <w:t>132亿</w:t>
+            </w:r>
+          </w:p>
+        </w:tc>
+        <w:tc>
+          <w:tcPr>
+            <w:tcW w:type="dxa" w:w="2160"/>
+          </w:tcPr>
+          <w:p>
+            <w:r>
+              <w:t>25%</w:t>
+            </w:r>
+          </w:p>
+        </w:tc>
+      </w:tr>
+      <w:tr>
+        <w:tc>
+          <w:tcPr>
+            <w:tcW w:type="dxa" w:w="2160"/>
+          </w:tcPr>
+          <w:p>
+            <w:r>
+              <w:t>迪摩信息有限公司</w:t>
+            </w:r>
+          </w:p>
+        </w:tc>
+        <w:tc>
+          <w:tcPr>
+            <w:tcW w:type="dxa" w:w="2160"/>
+          </w:tcPr>
+          <w:p>
+            <w:r>
+              <w:t>医疗科技</w:t>
+            </w:r>
+          </w:p>
+        </w:tc>
+        <w:tc>
+          <w:tcPr>
+            <w:tcW w:type="dxa" w:w="2160"/>
+          </w:tcPr>
+          <w:p>
+            <w:r>
+              <w:t>512亿</w:t>
+            </w:r>
+          </w:p>
+        </w:tc>
+        <w:tc>
+          <w:tcPr>
+            <w:tcW w:type="dxa" w:w="2160"/>
+          </w:tcPr>
+          <w:p>
+            <w:r>
+              <w:t>14%</w:t>
+            </w:r>
+          </w:p>
+        </w:tc>
+      </w:tr>
+      <w:tr>
+        <w:tc>
+          <w:tcPr>
+            <w:tcW w:type="dxa" w:w="2160"/>
+          </w:tcPr>
+          <w:p>
+            <w:r>
+              <w:t>华泰通安传媒有限公司</w:t>
+            </w:r>
+          </w:p>
+        </w:tc>
+        <w:tc>
+          <w:tcPr>
+            <w:tcW w:type="dxa" w:w="2160"/>
+          </w:tcPr>
+          <w:p>
+            <w:r>
+              <w:t>消费科技</w:t>
+            </w:r>
+          </w:p>
+        </w:tc>
+        <w:tc>
+          <w:tcPr>
+            <w:tcW w:type="dxa" w:w="2160"/>
+          </w:tcPr>
+          <w:p>
+            <w:r>
+              <w:t>549亿</w:t>
+            </w:r>
+          </w:p>
+        </w:tc>
+        <w:tc>
+          <w:tcPr>
+            <w:tcW w:type="dxa" w:w="2160"/>
+          </w:tcPr>
+          <w:p>
+            <w:r>
+              <w:t>23%</w:t>
+            </w:r>
+          </w:p>
+        </w:tc>
+      </w:tr>
+      <w:tr>
+        <w:tc>
+          <w:tcPr>
+            <w:tcW w:type="dxa" w:w="2160"/>
+          </w:tcPr>
+          <w:p>
+            <w:r>
+              <w:t>联软网络有限公司</w:t>
+            </w:r>
+          </w:p>
+        </w:tc>
+        <w:tc>
+          <w:tcPr>
+            <w:tcW w:type="dxa" w:w="2160"/>
+          </w:tcPr>
+          <w:p>
+            <w:r>
+              <w:t>半导体</w:t>
+            </w:r>
+          </w:p>
+        </w:tc>
+        <w:tc>
+          <w:tcPr>
+            <w:tcW w:type="dxa" w:w="2160"/>
+          </w:tcPr>
+          <w:p>
+            <w:r>
+              <w:t>622亿</w:t>
+            </w:r>
+          </w:p>
+        </w:tc>
+        <w:tc>
+          <w:tcPr>
+            <w:tcW w:type="dxa" w:w="2160"/>
+          </w:tcPr>
+          <w:p>
+            <w:r>
+              <w:t>14%</w:t>
+            </w:r>
+          </w:p>
+        </w:tc>
+      </w:tr>
+      <w:tr>
+        <w:tc>
+          <w:tcPr>
+            <w:tcW w:type="dxa" w:w="2160"/>
+          </w:tcPr>
+          <w:p>
+            <w:r>
+              <w:t>天开科技有限公司</w:t>
+            </w:r>
+          </w:p>
+        </w:tc>
+        <w:tc>
+          <w:tcPr>
+            <w:tcW w:type="dxa" w:w="2160"/>
+          </w:tcPr>
+          <w:p>
+            <w:r>
+              <w:t>消费科技</w:t>
+            </w:r>
+          </w:p>
+        </w:tc>
+        <w:tc>
+          <w:tcPr>
+            <w:tcW w:type="dxa" w:w="2160"/>
+          </w:tcPr>
+          <w:p>
+            <w:r>
+              <w:t>521亿</w:t>
+            </w:r>
+          </w:p>
+        </w:tc>
+        <w:tc>
+          <w:tcPr>
+            <w:tcW w:type="dxa" w:w="2160"/>
+          </w:tcPr>
+          <w:p>
+            <w:r>
+              <w:t>9%</w:t>
+            </w:r>
+          </w:p>
+        </w:tc>
+      </w:tr>
+      <w:tr>
+        <w:tc>
+          <w:tcPr>
+            <w:tcW w:type="dxa" w:w="2160"/>
+          </w:tcPr>
+          <w:p>
+            <w:r>
+              <w:t>联软科技有限公司</w:t>
+            </w:r>
+          </w:p>
+        </w:tc>
+        <w:tc>
+          <w:tcPr>
+            <w:tcW w:type="dxa" w:w="2160"/>
+          </w:tcPr>
+          <w:p>
+            <w:r>
+              <w:t>消费科技</w:t>
+            </w:r>
+          </w:p>
+        </w:tc>
+        <w:tc>
+          <w:tcPr>
+            <w:tcW w:type="dxa" w:w="2160"/>
+          </w:tcPr>
+          <w:p>
+            <w:r>
+              <w:t>308亿</w:t>
+            </w:r>
+          </w:p>
+        </w:tc>
+        <w:tc>
+          <w:tcPr>
+            <w:tcW w:type="dxa" w:w="2160"/>
+          </w:tcPr>
+          <w:p>
+            <w:r>
+              <w:t>15%</w:t>
+            </w:r>
+          </w:p>
+        </w:tc>
+      </w:tr>
+      <w:tr>
+        <w:tc>
+          <w:tcPr>
+            <w:tcW w:type="dxa" w:w="2160"/>
+          </w:tcPr>
+          <w:p>
+            <w:r>
+              <w:t>艾提科信科技有限公司</w:t>
+            </w:r>
+          </w:p>
+        </w:tc>
+        <w:tc>
+          <w:tcPr>
+            <w:tcW w:type="dxa" w:w="2160"/>
+          </w:tcPr>
+          <w:p>
+            <w:r>
+              <w:t>云计算</w:t>
+            </w:r>
+          </w:p>
+        </w:tc>
+        <w:tc>
+          <w:tcPr>
+            <w:tcW w:type="dxa" w:w="2160"/>
+          </w:tcPr>
+          <w:p>
+            <w:r>
+              <w:t>149亿</w:t>
+            </w:r>
+          </w:p>
+        </w:tc>
+        <w:tc>
+          <w:tcPr>
+            <w:tcW w:type="dxa" w:w="2160"/>
+          </w:tcPr>
+          <w:p>
+            <w:r>
+              <w:t>26%</w:t>
+            </w:r>
+          </w:p>
+        </w:tc>
+      </w:tr>
+      <w:tr>
+        <w:tc>
+          <w:tcPr>
+            <w:tcW w:type="dxa" w:w="2160"/>
+          </w:tcPr>
+          <w:p>
+            <w:r>
+              <w:t>九方传媒有限公司</w:t>
+            </w:r>
+          </w:p>
+        </w:tc>
+        <w:tc>
+          <w:tcPr>
+            <w:tcW w:type="dxa" w:w="2160"/>
+          </w:tcPr>
+          <w:p>
+            <w:r>
+              <w:t>医疗科技</w:t>
+            </w:r>
+          </w:p>
+        </w:tc>
+        <w:tc>
+          <w:tcPr>
+            <w:tcW w:type="dxa" w:w="2160"/>
+          </w:tcPr>
+          <w:p>
+            <w:r>
+              <w:t>795亿</w:t>
+            </w:r>
+          </w:p>
+        </w:tc>
+        <w:tc>
+          <w:tcPr>
+            <w:tcW w:type="dxa" w:w="2160"/>
+          </w:tcPr>
+          <w:p>
+            <w:r>
+              <w:t>13%</w:t>
+            </w:r>
+          </w:p>
+        </w:tc>
+      </w:tr>
+      <w:tr>
+        <w:tc>
+          <w:tcPr>
+            <w:tcW w:type="dxa" w:w="2160"/>
+          </w:tcPr>
+          <w:p>
+            <w:r>
+              <w:t>方正科技传媒有限公司</w:t>
+            </w:r>
+          </w:p>
+        </w:tc>
+        <w:tc>
+          <w:tcPr>
+            <w:tcW w:type="dxa" w:w="2160"/>
+          </w:tcPr>
+          <w:p>
+            <w:r>
+              <w:t>人工智能</w:t>
+            </w:r>
+          </w:p>
+        </w:tc>
+        <w:tc>
+          <w:tcPr>
+            <w:tcW w:type="dxa" w:w="2160"/>
+          </w:tcPr>
+          <w:p>
+            <w:r>
+              <w:t>237亿</w:t>
+            </w:r>
+          </w:p>
+        </w:tc>
+        <w:tc>
+          <w:tcPr>
+            <w:tcW w:type="dxa" w:w="2160"/>
+          </w:tcPr>
+          <w:p>
+            <w:r>
+              <w:t>17%</w:t>
+            </w:r>
+          </w:p>
+        </w:tc>
+      </w:tr>
+      <w:tr>
+        <w:tc>
+          <w:tcPr>
+            <w:tcW w:type="dxa" w:w="2160"/>
+          </w:tcPr>
+          <w:p>
+            <w:r>
+              <w:t>恩悌网络有限公司</w:t>
+            </w:r>
+          </w:p>
+        </w:tc>
+        <w:tc>
+          <w:tcPr>
+            <w:tcW w:type="dxa" w:w="2160"/>
+          </w:tcPr>
+          <w:p>
+            <w:r>
+              <w:t>新能源</w:t>
+            </w:r>
+          </w:p>
+        </w:tc>
+        <w:tc>
+          <w:tcPr>
+            <w:tcW w:type="dxa" w:w="2160"/>
+          </w:tcPr>
+          <w:p>
+            <w:r>
+              <w:t>359亿</w:t>
+            </w:r>
+          </w:p>
+        </w:tc>
+        <w:tc>
+          <w:tcPr>
+            <w:tcW w:type="dxa" w:w="2160"/>
+          </w:tcPr>
+          <w:p>
+            <w:r>
+              <w:t>30%</w:t>
+            </w:r>
+          </w:p>
+        </w:tc>
+      </w:tr>
+      <w:tr>
+        <w:tc>
+          <w:tcPr>
+            <w:tcW w:type="dxa" w:w="2160"/>
+          </w:tcPr>
+          <w:p>
+            <w:r>
+              <w:t>天开科技有限公司</w:t>
+            </w:r>
+          </w:p>
+        </w:tc>
+        <w:tc>
+          <w:tcPr>
+            <w:tcW w:type="dxa" w:w="2160"/>
+          </w:tcPr>
+          <w:p>
+            <w:r>
+              <w:t>消费科技</w:t>
+            </w:r>
+          </w:p>
+        </w:tc>
+        <w:tc>
+          <w:tcPr>
+            <w:tcW w:type="dxa" w:w="2160"/>
+          </w:tcPr>
+          <w:p>
+            <w:r>
+              <w:t>520亿</w:t>
+            </w:r>
+          </w:p>
+        </w:tc>
+        <w:tc>
+          <w:tcPr>
+            <w:tcW w:type="dxa" w:w="2160"/>
+          </w:tcPr>
+          <w:p>
+            <w:r>
+              <w:t>13%</w:t>
+            </w:r>
+          </w:p>
+        </w:tc>
+      </w:tr>
+    </w:tbl>
+    <w:p>
+      <w:pPr>
+        <w:pStyle w:val="Heading1"/>
+      </w:pPr>
+      <w:r>
+        <w:t>行业分析 4</w:t>
+      </w:r>
+    </w:p>
+    <w:p>
+      <w:r>
+        <w:br/>
+        <w:t>从产业链角度看，消费科技 行业主要由上游设备厂商、</w:t>
+        <w:br/>
+        <w:t>中游平台企业以及下游应用厂商组成。</w:t>
+        <w:br/>
+        <w:t>联通时科传媒有限公司 主要位于产业链的 中游 环节。</w:t>
+        <w:br/>
+      </w:r>
+    </w:p>
+    <w:p>
+      <w:r>
+        <w:br/>
+        <w:t>根据内部财务模型测算，图龙信息传媒有限公司 在未来三年</w:t>
+        <w:br/>
+        <w:t>收入复合增长率预计可达到 13% 左右。</w:t>
         <w:br/>
         <w:t>该预测基于行业需求增长以及公司产能扩张计划。</w:t>
         <w:br/>
@@ -834,11 +2395,33 @@
     <w:p>
       <w:r>
         <w:br/>
-        <w:t>从产业链角度看，医疗科技 行业主要由上游设备厂商、</w:t>
+        <w:t>风险管理部认为，半导体 行业仍然面临若干</w:t>
+        <w:br/>
+        <w:t>不确定性因素，包括技术迭代风险、政策变化、</w:t>
+        <w:br/>
+        <w:t>以及市场竞争加剧等问题。</w:t>
+        <w:br/>
+      </w:r>
+    </w:p>
+    <w:p>
+      <w:r>
+        <w:br/>
+        <w:t>从产业链角度看，消费科技 行业主要由上游设备厂商、</w:t>
         <w:br/>
         <w:t>中游平台企业以及下游应用厂商组成。</w:t>
         <w:br/>
-        <w:t>创亿信息有限公司 主要位于产业链的 中游 环节。</w:t>
+        <w:t>联通时科传媒有限公司 主要位于产业链的 下游 环节。</w:t>
+        <w:br/>
+      </w:r>
+    </w:p>
+    <w:p>
+      <w:r>
+        <w:br/>
+        <w:t>华辰资本旗下的 HC Alpha Growth Fund 在最近的资产配置会议中</w:t>
+        <w:br/>
+        <w:t>讨论了 消费科技 行业的投资机会，并对 方正科技信息有限公司</w:t>
+        <w:br/>
+        <w:t>进行了重点评估。</w:t>
         <w:br/>
       </w:r>
     </w:p>
@@ -858,7 +2441,7 @@
         <w:br/>
         <w:t>华辰资本旗下的 HC AI Innovation Fund 在最近的资产配置会议中</w:t>
         <w:br/>
-        <w:t>讨论了 半导体 行业的投资机会，并对 鸿睿思博信息有限公司</w:t>
+        <w:t>讨论了 半导体 行业的投资机会，并对 华泰通安网络有限公司</w:t>
         <w:br/>
         <w:t>进行了重点评估。</w:t>
         <w:br/>
@@ -867,1588 +2450,9 @@
     <w:p>
       <w:r>
         <w:br/>
-        <w:t>根据内部财务模型测算，东方峻景传媒有限公司 在未来三年</w:t>
-        <w:br/>
-        <w:t>收入复合增长率预计可达到 14% 左右。</w:t>
-        <w:br/>
-        <w:t>该预测基于行业需求增长以及公司产能扩张计划。</w:t>
-        <w:br/>
-      </w:r>
-    </w:p>
-    <w:p>
-      <w:r>
-        <w:br/>
-        <w:t>风险管理部认为，人工智能 行业仍然面临若干</w:t>
-        <w:br/>
-        <w:t>不确定性因素，包括技术迭代风险、政策变化、</w:t>
-        <w:br/>
-        <w:t>以及市场竞争加剧等问题。</w:t>
-        <w:br/>
-      </w:r>
-    </w:p>
-    <w:tbl>
-      <w:tblPr>
-        <w:tblW w:type="auto" w:w="0"/>
-        <w:tblLook w:firstColumn="1" w:firstRow="1" w:lastColumn="0" w:lastRow="0" w:noHBand="0" w:noVBand="1" w:val="04A0"/>
-      </w:tblPr>
-      <w:tblGrid>
-        <w:gridCol w:w="2160"/>
-        <w:gridCol w:w="2160"/>
-        <w:gridCol w:w="2160"/>
-        <w:gridCol w:w="2160"/>
-      </w:tblGrid>
-      <w:tr>
-        <w:tc>
-          <w:tcPr>
-            <w:tcW w:type="dxa" w:w="2160"/>
-          </w:tcPr>
-          <w:p>
-            <w:r>
-              <w:t>公司</w:t>
-            </w:r>
-          </w:p>
-        </w:tc>
-        <w:tc>
-          <w:tcPr>
-            <w:tcW w:type="dxa" w:w="2160"/>
-          </w:tcPr>
-          <w:p>
-            <w:r>
-              <w:t>行业</w:t>
-            </w:r>
-          </w:p>
-        </w:tc>
-        <w:tc>
-          <w:tcPr>
-            <w:tcW w:type="dxa" w:w="2160"/>
-          </w:tcPr>
-          <w:p>
-            <w:r>
-              <w:t>市值</w:t>
-            </w:r>
-          </w:p>
-        </w:tc>
-        <w:tc>
-          <w:tcPr>
-            <w:tcW w:type="dxa" w:w="2160"/>
-          </w:tcPr>
-          <w:p>
-            <w:r>
-              <w:t>增长率</w:t>
-            </w:r>
-          </w:p>
-        </w:tc>
-      </w:tr>
-      <w:tr>
-        <w:tc>
-          <w:tcPr>
-            <w:tcW w:type="dxa" w:w="2160"/>
-          </w:tcPr>
-          <w:p>
-            <w:r>
-              <w:t>华远软件信息有限公司</w:t>
-            </w:r>
-          </w:p>
-        </w:tc>
-        <w:tc>
-          <w:tcPr>
-            <w:tcW w:type="dxa" w:w="2160"/>
-          </w:tcPr>
-          <w:p>
-            <w:r>
-              <w:t>半导体</w:t>
-            </w:r>
-          </w:p>
-        </w:tc>
-        <w:tc>
-          <w:tcPr>
-            <w:tcW w:type="dxa" w:w="2160"/>
-          </w:tcPr>
-          <w:p>
-            <w:r>
-              <w:t>459亿</w:t>
-            </w:r>
-          </w:p>
-        </w:tc>
-        <w:tc>
-          <w:tcPr>
-            <w:tcW w:type="dxa" w:w="2160"/>
-          </w:tcPr>
-          <w:p>
-            <w:r>
-              <w:t>13%</w:t>
-            </w:r>
-          </w:p>
-        </w:tc>
-      </w:tr>
-      <w:tr>
-        <w:tc>
-          <w:tcPr>
-            <w:tcW w:type="dxa" w:w="2160"/>
-          </w:tcPr>
-          <w:p>
-            <w:r>
-              <w:t>信诚致远传媒有限公司</w:t>
-            </w:r>
-          </w:p>
-        </w:tc>
-        <w:tc>
-          <w:tcPr>
-            <w:tcW w:type="dxa" w:w="2160"/>
-          </w:tcPr>
-          <w:p>
-            <w:r>
-              <w:t>人工智能</w:t>
-            </w:r>
-          </w:p>
-        </w:tc>
-        <w:tc>
-          <w:tcPr>
-            <w:tcW w:type="dxa" w:w="2160"/>
-          </w:tcPr>
-          <w:p>
-            <w:r>
-              <w:t>751亿</w:t>
-            </w:r>
-          </w:p>
-        </w:tc>
-        <w:tc>
-          <w:tcPr>
-            <w:tcW w:type="dxa" w:w="2160"/>
-          </w:tcPr>
-          <w:p>
-            <w:r>
-              <w:t>16%</w:t>
-            </w:r>
-          </w:p>
-        </w:tc>
-      </w:tr>
-      <w:tr>
-        <w:tc>
-          <w:tcPr>
-            <w:tcW w:type="dxa" w:w="2160"/>
-          </w:tcPr>
-          <w:p>
-            <w:r>
-              <w:t>雨林木风计算机科技有限公司</w:t>
-            </w:r>
-          </w:p>
-        </w:tc>
-        <w:tc>
-          <w:tcPr>
-            <w:tcW w:type="dxa" w:w="2160"/>
-          </w:tcPr>
-          <w:p>
-            <w:r>
-              <w:t>人工智能</w:t>
-            </w:r>
-          </w:p>
-        </w:tc>
-        <w:tc>
-          <w:tcPr>
-            <w:tcW w:type="dxa" w:w="2160"/>
-          </w:tcPr>
-          <w:p>
-            <w:r>
-              <w:t>703亿</w:t>
-            </w:r>
-          </w:p>
-        </w:tc>
-        <w:tc>
-          <w:tcPr>
-            <w:tcW w:type="dxa" w:w="2160"/>
-          </w:tcPr>
-          <w:p>
-            <w:r>
-              <w:t>29%</w:t>
-            </w:r>
-          </w:p>
-        </w:tc>
-      </w:tr>
-      <w:tr>
-        <w:tc>
-          <w:tcPr>
-            <w:tcW w:type="dxa" w:w="2160"/>
-          </w:tcPr>
-          <w:p>
-            <w:r>
-              <w:t>天益信息有限公司</w:t>
-            </w:r>
-          </w:p>
-        </w:tc>
-        <w:tc>
-          <w:tcPr>
-            <w:tcW w:type="dxa" w:w="2160"/>
-          </w:tcPr>
-          <w:p>
-            <w:r>
-              <w:t>云计算</w:t>
-            </w:r>
-          </w:p>
-        </w:tc>
-        <w:tc>
-          <w:tcPr>
-            <w:tcW w:type="dxa" w:w="2160"/>
-          </w:tcPr>
-          <w:p>
-            <w:r>
-              <w:t>520亿</w:t>
-            </w:r>
-          </w:p>
-        </w:tc>
-        <w:tc>
-          <w:tcPr>
-            <w:tcW w:type="dxa" w:w="2160"/>
-          </w:tcPr>
-          <w:p>
-            <w:r>
-              <w:t>9%</w:t>
-            </w:r>
-          </w:p>
-        </w:tc>
-      </w:tr>
-      <w:tr>
-        <w:tc>
-          <w:tcPr>
-            <w:tcW w:type="dxa" w:w="2160"/>
-          </w:tcPr>
-          <w:p>
-            <w:r>
-              <w:t>立信电子网络有限公司</w:t>
-            </w:r>
-          </w:p>
-        </w:tc>
-        <w:tc>
-          <w:tcPr>
-            <w:tcW w:type="dxa" w:w="2160"/>
-          </w:tcPr>
-          <w:p>
-            <w:r>
-              <w:t>云计算</w:t>
-            </w:r>
-          </w:p>
-        </w:tc>
-        <w:tc>
-          <w:tcPr>
-            <w:tcW w:type="dxa" w:w="2160"/>
-          </w:tcPr>
-          <w:p>
-            <w:r>
-              <w:t>346亿</w:t>
-            </w:r>
-          </w:p>
-        </w:tc>
-        <w:tc>
-          <w:tcPr>
-            <w:tcW w:type="dxa" w:w="2160"/>
-          </w:tcPr>
-          <w:p>
-            <w:r>
-              <w:t>22%</w:t>
-            </w:r>
-          </w:p>
-        </w:tc>
-      </w:tr>
-      <w:tr>
-        <w:tc>
-          <w:tcPr>
-            <w:tcW w:type="dxa" w:w="2160"/>
-          </w:tcPr>
-          <w:p>
-            <w:r>
-              <w:t>艾提科信科技有限公司</w:t>
-            </w:r>
-          </w:p>
-        </w:tc>
-        <w:tc>
-          <w:tcPr>
-            <w:tcW w:type="dxa" w:w="2160"/>
-          </w:tcPr>
-          <w:p>
-            <w:r>
-              <w:t>机器人</w:t>
-            </w:r>
-          </w:p>
-        </w:tc>
-        <w:tc>
-          <w:tcPr>
-            <w:tcW w:type="dxa" w:w="2160"/>
-          </w:tcPr>
-          <w:p>
-            <w:r>
-              <w:t>555亿</w:t>
-            </w:r>
-          </w:p>
-        </w:tc>
-        <w:tc>
-          <w:tcPr>
-            <w:tcW w:type="dxa" w:w="2160"/>
-          </w:tcPr>
-          <w:p>
-            <w:r>
-              <w:t>6%</w:t>
-            </w:r>
-          </w:p>
-        </w:tc>
-      </w:tr>
-      <w:tr>
-        <w:tc>
-          <w:tcPr>
-            <w:tcW w:type="dxa" w:w="2160"/>
-          </w:tcPr>
-          <w:p>
-            <w:r>
-              <w:t>佳禾科技有限公司</w:t>
-            </w:r>
-          </w:p>
-        </w:tc>
-        <w:tc>
-          <w:tcPr>
-            <w:tcW w:type="dxa" w:w="2160"/>
-          </w:tcPr>
-          <w:p>
-            <w:r>
-              <w:t>半导体</w:t>
-            </w:r>
-          </w:p>
-        </w:tc>
-        <w:tc>
-          <w:tcPr>
-            <w:tcW w:type="dxa" w:w="2160"/>
-          </w:tcPr>
-          <w:p>
-            <w:r>
-              <w:t>122亿</w:t>
-            </w:r>
-          </w:p>
-        </w:tc>
-        <w:tc>
-          <w:tcPr>
-            <w:tcW w:type="dxa" w:w="2160"/>
-          </w:tcPr>
-          <w:p>
-            <w:r>
-              <w:t>5%</w:t>
-            </w:r>
-          </w:p>
-        </w:tc>
-      </w:tr>
-      <w:tr>
-        <w:tc>
-          <w:tcPr>
-            <w:tcW w:type="dxa" w:w="2160"/>
-          </w:tcPr>
-          <w:p>
-            <w:r>
-              <w:t>信诚致远传媒有限公司</w:t>
-            </w:r>
-          </w:p>
-        </w:tc>
-        <w:tc>
-          <w:tcPr>
-            <w:tcW w:type="dxa" w:w="2160"/>
-          </w:tcPr>
-          <w:p>
-            <w:r>
-              <w:t>人工智能</w:t>
-            </w:r>
-          </w:p>
-        </w:tc>
-        <w:tc>
-          <w:tcPr>
-            <w:tcW w:type="dxa" w:w="2160"/>
-          </w:tcPr>
-          <w:p>
-            <w:r>
-              <w:t>573亿</w:t>
-            </w:r>
-          </w:p>
-        </w:tc>
-        <w:tc>
-          <w:tcPr>
-            <w:tcW w:type="dxa" w:w="2160"/>
-          </w:tcPr>
-          <w:p>
-            <w:r>
-              <w:t>28%</w:t>
-            </w:r>
-          </w:p>
-        </w:tc>
-      </w:tr>
-      <w:tr>
-        <w:tc>
-          <w:tcPr>
-            <w:tcW w:type="dxa" w:w="2160"/>
-          </w:tcPr>
-          <w:p>
-            <w:r>
-              <w:t>创亿信息有限公司</w:t>
-            </w:r>
-          </w:p>
-        </w:tc>
-        <w:tc>
-          <w:tcPr>
-            <w:tcW w:type="dxa" w:w="2160"/>
-          </w:tcPr>
-          <w:p>
-            <w:r>
-              <w:t>医疗科技</w:t>
-            </w:r>
-          </w:p>
-        </w:tc>
-        <w:tc>
-          <w:tcPr>
-            <w:tcW w:type="dxa" w:w="2160"/>
-          </w:tcPr>
-          <w:p>
-            <w:r>
-              <w:t>366亿</w:t>
-            </w:r>
-          </w:p>
-        </w:tc>
-        <w:tc>
-          <w:tcPr>
-            <w:tcW w:type="dxa" w:w="2160"/>
-          </w:tcPr>
-          <w:p>
-            <w:r>
-              <w:t>6%</w:t>
-            </w:r>
-          </w:p>
-        </w:tc>
-      </w:tr>
-      <w:tr>
-        <w:tc>
-          <w:tcPr>
-            <w:tcW w:type="dxa" w:w="2160"/>
-          </w:tcPr>
-          <w:p>
-            <w:r>
-              <w:t>创亿信息有限公司</w:t>
-            </w:r>
-          </w:p>
-        </w:tc>
-        <w:tc>
-          <w:tcPr>
-            <w:tcW w:type="dxa" w:w="2160"/>
-          </w:tcPr>
-          <w:p>
-            <w:r>
-              <w:t>医疗科技</w:t>
-            </w:r>
-          </w:p>
-        </w:tc>
-        <w:tc>
-          <w:tcPr>
-            <w:tcW w:type="dxa" w:w="2160"/>
-          </w:tcPr>
-          <w:p>
-            <w:r>
-              <w:t>549亿</w:t>
-            </w:r>
-          </w:p>
-        </w:tc>
-        <w:tc>
-          <w:tcPr>
-            <w:tcW w:type="dxa" w:w="2160"/>
-          </w:tcPr>
-          <w:p>
-            <w:r>
-              <w:t>11%</w:t>
-            </w:r>
-          </w:p>
-        </w:tc>
-      </w:tr>
-      <w:tr>
-        <w:tc>
-          <w:tcPr>
-            <w:tcW w:type="dxa" w:w="2160"/>
-          </w:tcPr>
-          <w:p>
-            <w:r>
-              <w:t>天益信息有限公司</w:t>
-            </w:r>
-          </w:p>
-        </w:tc>
-        <w:tc>
-          <w:tcPr>
-            <w:tcW w:type="dxa" w:w="2160"/>
-          </w:tcPr>
-          <w:p>
-            <w:r>
-              <w:t>云计算</w:t>
-            </w:r>
-          </w:p>
-        </w:tc>
-        <w:tc>
-          <w:tcPr>
-            <w:tcW w:type="dxa" w:w="2160"/>
-          </w:tcPr>
-          <w:p>
-            <w:r>
-              <w:t>254亿</w:t>
-            </w:r>
-          </w:p>
-        </w:tc>
-        <w:tc>
-          <w:tcPr>
-            <w:tcW w:type="dxa" w:w="2160"/>
-          </w:tcPr>
-          <w:p>
-            <w:r>
-              <w:t>5%</w:t>
-            </w:r>
-          </w:p>
-        </w:tc>
-      </w:tr>
-      <w:tr>
-        <w:tc>
-          <w:tcPr>
-            <w:tcW w:type="dxa" w:w="2160"/>
-          </w:tcPr>
-          <w:p>
-            <w:r>
-              <w:t>精芯科技有限公司</w:t>
-            </w:r>
-          </w:p>
-        </w:tc>
-        <w:tc>
-          <w:tcPr>
-            <w:tcW w:type="dxa" w:w="2160"/>
-          </w:tcPr>
-          <w:p>
-            <w:r>
-              <w:t>云计算</w:t>
-            </w:r>
-          </w:p>
-        </w:tc>
-        <w:tc>
-          <w:tcPr>
-            <w:tcW w:type="dxa" w:w="2160"/>
-          </w:tcPr>
-          <w:p>
-            <w:r>
-              <w:t>236亿</w:t>
-            </w:r>
-          </w:p>
-        </w:tc>
-        <w:tc>
-          <w:tcPr>
-            <w:tcW w:type="dxa" w:w="2160"/>
-          </w:tcPr>
-          <w:p>
-            <w:r>
-              <w:t>13%</w:t>
-            </w:r>
-          </w:p>
-        </w:tc>
-      </w:tr>
-      <w:tr>
-        <w:tc>
-          <w:tcPr>
-            <w:tcW w:type="dxa" w:w="2160"/>
-          </w:tcPr>
-          <w:p>
-            <w:r>
-              <w:t>昊嘉网络有限公司</w:t>
-            </w:r>
-          </w:p>
-        </w:tc>
-        <w:tc>
-          <w:tcPr>
-            <w:tcW w:type="dxa" w:w="2160"/>
-          </w:tcPr>
-          <w:p>
-            <w:r>
-              <w:t>新能源</w:t>
-            </w:r>
-          </w:p>
-        </w:tc>
-        <w:tc>
-          <w:tcPr>
-            <w:tcW w:type="dxa" w:w="2160"/>
-          </w:tcPr>
-          <w:p>
-            <w:r>
-              <w:t>465亿</w:t>
-            </w:r>
-          </w:p>
-        </w:tc>
-        <w:tc>
-          <w:tcPr>
-            <w:tcW w:type="dxa" w:w="2160"/>
-          </w:tcPr>
-          <w:p>
-            <w:r>
-              <w:t>10%</w:t>
-            </w:r>
-          </w:p>
-        </w:tc>
-      </w:tr>
-      <w:tr>
-        <w:tc>
-          <w:tcPr>
-            <w:tcW w:type="dxa" w:w="2160"/>
-          </w:tcPr>
-          <w:p>
-            <w:r>
-              <w:t>快讯网络有限公司</w:t>
-            </w:r>
-          </w:p>
-        </w:tc>
-        <w:tc>
-          <w:tcPr>
-            <w:tcW w:type="dxa" w:w="2160"/>
-          </w:tcPr>
-          <w:p>
-            <w:r>
-              <w:t>新能源</w:t>
-            </w:r>
-          </w:p>
-        </w:tc>
-        <w:tc>
-          <w:tcPr>
-            <w:tcW w:type="dxa" w:w="2160"/>
-          </w:tcPr>
-          <w:p>
-            <w:r>
-              <w:t>748亿</w:t>
-            </w:r>
-          </w:p>
-        </w:tc>
-        <w:tc>
-          <w:tcPr>
-            <w:tcW w:type="dxa" w:w="2160"/>
-          </w:tcPr>
-          <w:p>
-            <w:r>
-              <w:t>12%</w:t>
-            </w:r>
-          </w:p>
-        </w:tc>
-      </w:tr>
-      <w:tr>
-        <w:tc>
-          <w:tcPr>
-            <w:tcW w:type="dxa" w:w="2160"/>
-          </w:tcPr>
-          <w:p>
-            <w:r>
-              <w:t>和泰传媒有限公司</w:t>
-            </w:r>
-          </w:p>
-        </w:tc>
-        <w:tc>
-          <w:tcPr>
-            <w:tcW w:type="dxa" w:w="2160"/>
-          </w:tcPr>
-          <w:p>
-            <w:r>
-              <w:t>消费科技</w:t>
-            </w:r>
-          </w:p>
-        </w:tc>
-        <w:tc>
-          <w:tcPr>
-            <w:tcW w:type="dxa" w:w="2160"/>
-          </w:tcPr>
-          <w:p>
-            <w:r>
-              <w:t>118亿</w:t>
-            </w:r>
-          </w:p>
-        </w:tc>
-        <w:tc>
-          <w:tcPr>
-            <w:tcW w:type="dxa" w:w="2160"/>
-          </w:tcPr>
-          <w:p>
-            <w:r>
-              <w:t>17%</w:t>
-            </w:r>
-          </w:p>
-        </w:tc>
-      </w:tr>
-    </w:tbl>
-    <w:p>
-      <w:pPr>
-        <w:pStyle w:val="Heading1"/>
-      </w:pPr>
-      <w:r>
-        <w:t>行业分析 3</w:t>
-      </w:r>
-    </w:p>
-    <w:p>
-      <w:r>
-        <w:br/>
-        <w:t>根据内部财务模型测算，九方网络有限公司 在未来三年</w:t>
-        <w:br/>
-        <w:t>收入复合增长率预计可达到 13% 左右。</w:t>
-        <w:br/>
-        <w:t>该预测基于行业需求增长以及公司产能扩张计划。</w:t>
-        <w:br/>
-      </w:r>
-    </w:p>
-    <w:p>
-      <w:r>
-        <w:br/>
-        <w:t>华辰资本旗下的 HC Quant Arbitrage Fund 在最近的资产配置会议中</w:t>
-        <w:br/>
-        <w:t>讨论了 医疗科技 行业的投资机会，并对 创联世纪科技有限公司</w:t>
-        <w:br/>
-        <w:t>进行了重点评估。</w:t>
-        <w:br/>
-      </w:r>
-    </w:p>
-    <w:p>
-      <w:r>
-        <w:br/>
-        <w:t>创亿信息有限公司 是中国 医疗科技 行业的重要企业之一。</w:t>
-        <w:br/>
-        <w:t>根据华辰资本 风险管理部 的研究，该公司成立于 2007 年，</w:t>
-        <w:br/>
-        <w:t>目前员工规模约 7601 人。公司近年来持续加大研发投入，</w:t>
-        <w:br/>
-        <w:t>在核心技术方面形成了较强的竞争壁垒。</w:t>
-        <w:br/>
-      </w:r>
-    </w:p>
-    <w:p>
-      <w:r>
-        <w:br/>
-        <w:t>根据内部财务模型测算，昂歌信息科技有限公司 在未来三年</w:t>
-        <w:br/>
-        <w:t>收入复合增长率预计可达到 23% 左右。</w:t>
-        <w:br/>
-        <w:t>该预测基于行业需求增长以及公司产能扩张计划。</w:t>
-        <w:br/>
-      </w:r>
-    </w:p>
-    <w:p>
-      <w:r>
-        <w:br/>
-        <w:t>从产业链角度看，新能源 行业主要由上游设备厂商、</w:t>
-        <w:br/>
-        <w:t>中游平台企业以及下游应用厂商组成。</w:t>
-        <w:br/>
-        <w:t>九方信息有限公司 主要位于产业链的 上游 环节。</w:t>
-        <w:br/>
-      </w:r>
-    </w:p>
-    <w:p>
-      <w:r>
-        <w:br/>
-        <w:t>从产业链角度看，云计算 行业主要由上游设备厂商、</w:t>
-        <w:br/>
-        <w:t>中游平台企业以及下游应用厂商组成。</w:t>
-        <w:br/>
-        <w:t>国讯网络有限公司 主要位于产业链的 上游 环节。</w:t>
-        <w:br/>
-      </w:r>
-    </w:p>
-    <w:p>
-      <w:r>
-        <w:br/>
-        <w:t>风险管理部认为，人工智能 行业仍然面临若干</w:t>
-        <w:br/>
-        <w:t>不确定性因素，包括技术迭代风险、政策变化、</w:t>
-        <w:br/>
-        <w:t>以及市场竞争加剧等问题。</w:t>
-        <w:br/>
-      </w:r>
-    </w:p>
-    <w:p>
-      <w:r>
-        <w:br/>
-        <w:t>精芯科技有限公司 是中国 云计算 行业的重要企业之一。</w:t>
-        <w:br/>
-        <w:t>根据华辰资本 量化研究部 的研究，该公司成立于 2005 年，</w:t>
-        <w:br/>
-        <w:t>目前员工规模约 3520 人。公司近年来持续加大研发投入，</w:t>
-        <w:br/>
-        <w:t>在核心技术方面形成了较强的竞争壁垒。</w:t>
-        <w:br/>
-      </w:r>
-    </w:p>
-    <w:tbl>
-      <w:tblPr>
-        <w:tblW w:type="auto" w:w="0"/>
-        <w:tblLook w:firstColumn="1" w:firstRow="1" w:lastColumn="0" w:lastRow="0" w:noHBand="0" w:noVBand="1" w:val="04A0"/>
-      </w:tblPr>
-      <w:tblGrid>
-        <w:gridCol w:w="2160"/>
-        <w:gridCol w:w="2160"/>
-        <w:gridCol w:w="2160"/>
-        <w:gridCol w:w="2160"/>
-      </w:tblGrid>
-      <w:tr>
-        <w:tc>
-          <w:tcPr>
-            <w:tcW w:type="dxa" w:w="2160"/>
-          </w:tcPr>
-          <w:p>
-            <w:r>
-              <w:t>公司</w:t>
-            </w:r>
-          </w:p>
-        </w:tc>
-        <w:tc>
-          <w:tcPr>
-            <w:tcW w:type="dxa" w:w="2160"/>
-          </w:tcPr>
-          <w:p>
-            <w:r>
-              <w:t>行业</w:t>
-            </w:r>
-          </w:p>
-        </w:tc>
-        <w:tc>
-          <w:tcPr>
-            <w:tcW w:type="dxa" w:w="2160"/>
-          </w:tcPr>
-          <w:p>
-            <w:r>
-              <w:t>市值</w:t>
-            </w:r>
-          </w:p>
-        </w:tc>
-        <w:tc>
-          <w:tcPr>
-            <w:tcW w:type="dxa" w:w="2160"/>
-          </w:tcPr>
-          <w:p>
-            <w:r>
-              <w:t>增长率</w:t>
-            </w:r>
-          </w:p>
-        </w:tc>
-      </w:tr>
-      <w:tr>
-        <w:tc>
-          <w:tcPr>
-            <w:tcW w:type="dxa" w:w="2160"/>
-          </w:tcPr>
-          <w:p>
-            <w:r>
-              <w:t>天益科技有限公司</w:t>
-            </w:r>
-          </w:p>
-        </w:tc>
-        <w:tc>
-          <w:tcPr>
-            <w:tcW w:type="dxa" w:w="2160"/>
-          </w:tcPr>
-          <w:p>
-            <w:r>
-              <w:t>半导体</w:t>
-            </w:r>
-          </w:p>
-        </w:tc>
-        <w:tc>
-          <w:tcPr>
-            <w:tcW w:type="dxa" w:w="2160"/>
-          </w:tcPr>
-          <w:p>
-            <w:r>
-              <w:t>368亿</w:t>
-            </w:r>
-          </w:p>
-        </w:tc>
-        <w:tc>
-          <w:tcPr>
-            <w:tcW w:type="dxa" w:w="2160"/>
-          </w:tcPr>
-          <w:p>
-            <w:r>
-              <w:t>20%</w:t>
-            </w:r>
-          </w:p>
-        </w:tc>
-      </w:tr>
-      <w:tr>
-        <w:tc>
-          <w:tcPr>
-            <w:tcW w:type="dxa" w:w="2160"/>
-          </w:tcPr>
-          <w:p>
-            <w:r>
-              <w:t>九方信息有限公司</w:t>
-            </w:r>
-          </w:p>
-        </w:tc>
-        <w:tc>
-          <w:tcPr>
-            <w:tcW w:type="dxa" w:w="2160"/>
-          </w:tcPr>
-          <w:p>
-            <w:r>
-              <w:t>新能源</w:t>
-            </w:r>
-          </w:p>
-        </w:tc>
-        <w:tc>
-          <w:tcPr>
-            <w:tcW w:type="dxa" w:w="2160"/>
-          </w:tcPr>
-          <w:p>
-            <w:r>
-              <w:t>262亿</w:t>
-            </w:r>
-          </w:p>
-        </w:tc>
-        <w:tc>
-          <w:tcPr>
-            <w:tcW w:type="dxa" w:w="2160"/>
-          </w:tcPr>
-          <w:p>
-            <w:r>
-              <w:t>5%</w:t>
-            </w:r>
-          </w:p>
-        </w:tc>
-      </w:tr>
-      <w:tr>
-        <w:tc>
-          <w:tcPr>
-            <w:tcW w:type="dxa" w:w="2160"/>
-          </w:tcPr>
-          <w:p>
-            <w:r>
-              <w:t>南康网络有限公司</w:t>
-            </w:r>
-          </w:p>
-        </w:tc>
-        <w:tc>
-          <w:tcPr>
-            <w:tcW w:type="dxa" w:w="2160"/>
-          </w:tcPr>
-          <w:p>
-            <w:r>
-              <w:t>消费科技</w:t>
-            </w:r>
-          </w:p>
-        </w:tc>
-        <w:tc>
-          <w:tcPr>
-            <w:tcW w:type="dxa" w:w="2160"/>
-          </w:tcPr>
-          <w:p>
-            <w:r>
-              <w:t>721亿</w:t>
-            </w:r>
-          </w:p>
-        </w:tc>
-        <w:tc>
-          <w:tcPr>
-            <w:tcW w:type="dxa" w:w="2160"/>
-          </w:tcPr>
-          <w:p>
-            <w:r>
-              <w:t>20%</w:t>
-            </w:r>
-          </w:p>
-        </w:tc>
-      </w:tr>
-      <w:tr>
-        <w:tc>
-          <w:tcPr>
-            <w:tcW w:type="dxa" w:w="2160"/>
-          </w:tcPr>
-          <w:p>
-            <w:r>
-              <w:t>创亿网络有限公司</w:t>
-            </w:r>
-          </w:p>
-        </w:tc>
-        <w:tc>
-          <w:tcPr>
-            <w:tcW w:type="dxa" w:w="2160"/>
-          </w:tcPr>
-          <w:p>
-            <w:r>
-              <w:t>云计算</w:t>
-            </w:r>
-          </w:p>
-        </w:tc>
-        <w:tc>
-          <w:tcPr>
-            <w:tcW w:type="dxa" w:w="2160"/>
-          </w:tcPr>
-          <w:p>
-            <w:r>
-              <w:t>166亿</w:t>
-            </w:r>
-          </w:p>
-        </w:tc>
-        <w:tc>
-          <w:tcPr>
-            <w:tcW w:type="dxa" w:w="2160"/>
-          </w:tcPr>
-          <w:p>
-            <w:r>
-              <w:t>13%</w:t>
-            </w:r>
-          </w:p>
-        </w:tc>
-      </w:tr>
-      <w:tr>
-        <w:tc>
-          <w:tcPr>
-            <w:tcW w:type="dxa" w:w="2160"/>
-          </w:tcPr>
-          <w:p>
-            <w:r>
-              <w:t>信诚致远传媒有限公司</w:t>
-            </w:r>
-          </w:p>
-        </w:tc>
-        <w:tc>
-          <w:tcPr>
-            <w:tcW w:type="dxa" w:w="2160"/>
-          </w:tcPr>
-          <w:p>
-            <w:r>
-              <w:t>人工智能</w:t>
-            </w:r>
-          </w:p>
-        </w:tc>
-        <w:tc>
-          <w:tcPr>
-            <w:tcW w:type="dxa" w:w="2160"/>
-          </w:tcPr>
-          <w:p>
-            <w:r>
-              <w:t>412亿</w:t>
-            </w:r>
-          </w:p>
-        </w:tc>
-        <w:tc>
-          <w:tcPr>
-            <w:tcW w:type="dxa" w:w="2160"/>
-          </w:tcPr>
-          <w:p>
-            <w:r>
-              <w:t>15%</w:t>
-            </w:r>
-          </w:p>
-        </w:tc>
-      </w:tr>
-      <w:tr>
-        <w:tc>
-          <w:tcPr>
-            <w:tcW w:type="dxa" w:w="2160"/>
-          </w:tcPr>
-          <w:p>
-            <w:r>
-              <w:t>凌云网络有限公司</w:t>
-            </w:r>
-          </w:p>
-        </w:tc>
-        <w:tc>
-          <w:tcPr>
-            <w:tcW w:type="dxa" w:w="2160"/>
-          </w:tcPr>
-          <w:p>
-            <w:r>
-              <w:t>医疗科技</w:t>
-            </w:r>
-          </w:p>
-        </w:tc>
-        <w:tc>
-          <w:tcPr>
-            <w:tcW w:type="dxa" w:w="2160"/>
-          </w:tcPr>
-          <w:p>
-            <w:r>
-              <w:t>409亿</w:t>
-            </w:r>
-          </w:p>
-        </w:tc>
-        <w:tc>
-          <w:tcPr>
-            <w:tcW w:type="dxa" w:w="2160"/>
-          </w:tcPr>
-          <w:p>
-            <w:r>
-              <w:t>19%</w:t>
-            </w:r>
-          </w:p>
-        </w:tc>
-      </w:tr>
-      <w:tr>
-        <w:tc>
-          <w:tcPr>
-            <w:tcW w:type="dxa" w:w="2160"/>
-          </w:tcPr>
-          <w:p>
-            <w:r>
-              <w:t>飞利信科技有限公司</w:t>
-            </w:r>
-          </w:p>
-        </w:tc>
-        <w:tc>
-          <w:tcPr>
-            <w:tcW w:type="dxa" w:w="2160"/>
-          </w:tcPr>
-          <w:p>
-            <w:r>
-              <w:t>新能源</w:t>
-            </w:r>
-          </w:p>
-        </w:tc>
-        <w:tc>
-          <w:tcPr>
-            <w:tcW w:type="dxa" w:w="2160"/>
-          </w:tcPr>
-          <w:p>
-            <w:r>
-              <w:t>238亿</w:t>
-            </w:r>
-          </w:p>
-        </w:tc>
-        <w:tc>
-          <w:tcPr>
-            <w:tcW w:type="dxa" w:w="2160"/>
-          </w:tcPr>
-          <w:p>
-            <w:r>
-              <w:t>27%</w:t>
-            </w:r>
-          </w:p>
-        </w:tc>
-      </w:tr>
-      <w:tr>
-        <w:tc>
-          <w:tcPr>
-            <w:tcW w:type="dxa" w:w="2160"/>
-          </w:tcPr>
-          <w:p>
-            <w:r>
-              <w:t>易动力科技有限公司</w:t>
-            </w:r>
-          </w:p>
-        </w:tc>
-        <w:tc>
-          <w:tcPr>
-            <w:tcW w:type="dxa" w:w="2160"/>
-          </w:tcPr>
-          <w:p>
-            <w:r>
-              <w:t>云计算</w:t>
-            </w:r>
-          </w:p>
-        </w:tc>
-        <w:tc>
-          <w:tcPr>
-            <w:tcW w:type="dxa" w:w="2160"/>
-          </w:tcPr>
-          <w:p>
-            <w:r>
-              <w:t>395亿</w:t>
-            </w:r>
-          </w:p>
-        </w:tc>
-        <w:tc>
-          <w:tcPr>
-            <w:tcW w:type="dxa" w:w="2160"/>
-          </w:tcPr>
-          <w:p>
-            <w:r>
-              <w:t>7%</w:t>
-            </w:r>
-          </w:p>
-        </w:tc>
-      </w:tr>
-      <w:tr>
-        <w:tc>
-          <w:tcPr>
-            <w:tcW w:type="dxa" w:w="2160"/>
-          </w:tcPr>
-          <w:p>
-            <w:r>
-              <w:t>凌云网络有限公司</w:t>
-            </w:r>
-          </w:p>
-        </w:tc>
-        <w:tc>
-          <w:tcPr>
-            <w:tcW w:type="dxa" w:w="2160"/>
-          </w:tcPr>
-          <w:p>
-            <w:r>
-              <w:t>医疗科技</w:t>
-            </w:r>
-          </w:p>
-        </w:tc>
-        <w:tc>
-          <w:tcPr>
-            <w:tcW w:type="dxa" w:w="2160"/>
-          </w:tcPr>
-          <w:p>
-            <w:r>
-              <w:t>431亿</w:t>
-            </w:r>
-          </w:p>
-        </w:tc>
-        <w:tc>
-          <w:tcPr>
-            <w:tcW w:type="dxa" w:w="2160"/>
-          </w:tcPr>
-          <w:p>
-            <w:r>
-              <w:t>19%</w:t>
-            </w:r>
-          </w:p>
-        </w:tc>
-      </w:tr>
-      <w:tr>
-        <w:tc>
-          <w:tcPr>
-            <w:tcW w:type="dxa" w:w="2160"/>
-          </w:tcPr>
-          <w:p>
-            <w:r>
-              <w:t>济南亿次元网络有限公司</w:t>
-            </w:r>
-          </w:p>
-        </w:tc>
-        <w:tc>
-          <w:tcPr>
-            <w:tcW w:type="dxa" w:w="2160"/>
-          </w:tcPr>
-          <w:p>
-            <w:r>
-              <w:t>机器人</w:t>
-            </w:r>
-          </w:p>
-        </w:tc>
-        <w:tc>
-          <w:tcPr>
-            <w:tcW w:type="dxa" w:w="2160"/>
-          </w:tcPr>
-          <w:p>
-            <w:r>
-              <w:t>137亿</w:t>
-            </w:r>
-          </w:p>
-        </w:tc>
-        <w:tc>
-          <w:tcPr>
-            <w:tcW w:type="dxa" w:w="2160"/>
-          </w:tcPr>
-          <w:p>
-            <w:r>
-              <w:t>5%</w:t>
-            </w:r>
-          </w:p>
-        </w:tc>
-      </w:tr>
-      <w:tr>
-        <w:tc>
-          <w:tcPr>
-            <w:tcW w:type="dxa" w:w="2160"/>
-          </w:tcPr>
-          <w:p>
-            <w:r>
-              <w:t>雨林木风计算机科技有限公司</w:t>
-            </w:r>
-          </w:p>
-        </w:tc>
-        <w:tc>
-          <w:tcPr>
-            <w:tcW w:type="dxa" w:w="2160"/>
-          </w:tcPr>
-          <w:p>
-            <w:r>
-              <w:t>人工智能</w:t>
-            </w:r>
-          </w:p>
-        </w:tc>
-        <w:tc>
-          <w:tcPr>
-            <w:tcW w:type="dxa" w:w="2160"/>
-          </w:tcPr>
-          <w:p>
-            <w:r>
-              <w:t>178亿</w:t>
-            </w:r>
-          </w:p>
-        </w:tc>
-        <w:tc>
-          <w:tcPr>
-            <w:tcW w:type="dxa" w:w="2160"/>
-          </w:tcPr>
-          <w:p>
-            <w:r>
-              <w:t>20%</w:t>
-            </w:r>
-          </w:p>
-        </w:tc>
-      </w:tr>
-      <w:tr>
-        <w:tc>
-          <w:tcPr>
-            <w:tcW w:type="dxa" w:w="2160"/>
-          </w:tcPr>
-          <w:p>
-            <w:r>
-              <w:t>富罳信息有限公司</w:t>
-            </w:r>
-          </w:p>
-        </w:tc>
-        <w:tc>
-          <w:tcPr>
-            <w:tcW w:type="dxa" w:w="2160"/>
-          </w:tcPr>
-          <w:p>
-            <w:r>
-              <w:t>医疗科技</w:t>
-            </w:r>
-          </w:p>
-        </w:tc>
-        <w:tc>
-          <w:tcPr>
-            <w:tcW w:type="dxa" w:w="2160"/>
-          </w:tcPr>
-          <w:p>
-            <w:r>
-              <w:t>355亿</w:t>
-            </w:r>
-          </w:p>
-        </w:tc>
-        <w:tc>
-          <w:tcPr>
-            <w:tcW w:type="dxa" w:w="2160"/>
-          </w:tcPr>
-          <w:p>
-            <w:r>
-              <w:t>24%</w:t>
-            </w:r>
-          </w:p>
-        </w:tc>
-      </w:tr>
-      <w:tr>
-        <w:tc>
-          <w:tcPr>
-            <w:tcW w:type="dxa" w:w="2160"/>
-          </w:tcPr>
-          <w:p>
-            <w:r>
-              <w:t>创亿信息有限公司</w:t>
-            </w:r>
-          </w:p>
-        </w:tc>
-        <w:tc>
-          <w:tcPr>
-            <w:tcW w:type="dxa" w:w="2160"/>
-          </w:tcPr>
-          <w:p>
-            <w:r>
-              <w:t>医疗科技</w:t>
-            </w:r>
-          </w:p>
-        </w:tc>
-        <w:tc>
-          <w:tcPr>
-            <w:tcW w:type="dxa" w:w="2160"/>
-          </w:tcPr>
-          <w:p>
-            <w:r>
-              <w:t>395亿</w:t>
-            </w:r>
-          </w:p>
-        </w:tc>
-        <w:tc>
-          <w:tcPr>
-            <w:tcW w:type="dxa" w:w="2160"/>
-          </w:tcPr>
-          <w:p>
-            <w:r>
-              <w:t>19%</w:t>
-            </w:r>
-          </w:p>
-        </w:tc>
-      </w:tr>
-      <w:tr>
-        <w:tc>
-          <w:tcPr>
-            <w:tcW w:type="dxa" w:w="2160"/>
-          </w:tcPr>
-          <w:p>
-            <w:r>
-              <w:t>飞利信科技有限公司</w:t>
-            </w:r>
-          </w:p>
-        </w:tc>
-        <w:tc>
-          <w:tcPr>
-            <w:tcW w:type="dxa" w:w="2160"/>
-          </w:tcPr>
-          <w:p>
-            <w:r>
-              <w:t>新能源</w:t>
-            </w:r>
-          </w:p>
-        </w:tc>
-        <w:tc>
-          <w:tcPr>
-            <w:tcW w:type="dxa" w:w="2160"/>
-          </w:tcPr>
-          <w:p>
-            <w:r>
-              <w:t>348亿</w:t>
-            </w:r>
-          </w:p>
-        </w:tc>
-        <w:tc>
-          <w:tcPr>
-            <w:tcW w:type="dxa" w:w="2160"/>
-          </w:tcPr>
-          <w:p>
-            <w:r>
-              <w:t>16%</w:t>
-            </w:r>
-          </w:p>
-        </w:tc>
-      </w:tr>
-      <w:tr>
-        <w:tc>
-          <w:tcPr>
-            <w:tcW w:type="dxa" w:w="2160"/>
-          </w:tcPr>
-          <w:p>
-            <w:r>
-              <w:t>艾提科信科技有限公司</w:t>
-            </w:r>
-          </w:p>
-        </w:tc>
-        <w:tc>
-          <w:tcPr>
-            <w:tcW w:type="dxa" w:w="2160"/>
-          </w:tcPr>
-          <w:p>
-            <w:r>
-              <w:t>机器人</w:t>
-            </w:r>
-          </w:p>
-        </w:tc>
-        <w:tc>
-          <w:tcPr>
-            <w:tcW w:type="dxa" w:w="2160"/>
-          </w:tcPr>
-          <w:p>
-            <w:r>
-              <w:t>605亿</w:t>
-            </w:r>
-          </w:p>
-        </w:tc>
-        <w:tc>
-          <w:tcPr>
-            <w:tcW w:type="dxa" w:w="2160"/>
-          </w:tcPr>
-          <w:p>
-            <w:r>
-              <w:t>26%</w:t>
-            </w:r>
-          </w:p>
-        </w:tc>
-      </w:tr>
-    </w:tbl>
-    <w:p>
-      <w:pPr>
-        <w:pStyle w:val="Heading1"/>
-      </w:pPr>
-      <w:r>
-        <w:t>行业分析 4</w:t>
-      </w:r>
-    </w:p>
-    <w:p>
-      <w:r>
-        <w:br/>
-        <w:t>风险管理部认为，新能源 行业仍然面临若干</w:t>
-        <w:br/>
-        <w:t>不确定性因素，包括技术迭代风险、政策变化、</w:t>
-        <w:br/>
-        <w:t>以及市场竞争加剧等问题。</w:t>
-        <w:br/>
-      </w:r>
-    </w:p>
-    <w:p>
-      <w:r>
-        <w:br/>
-        <w:t>华远软件信息有限公司 是中国 半导体 行业的重要企业之一。</w:t>
-        <w:br/>
-        <w:t>根据华辰资本 风险管理部 的研究，该公司成立于 2015 年，</w:t>
-        <w:br/>
-        <w:t>目前员工规模约 6302 人。公司近年来持续加大研发投入，</w:t>
-        <w:br/>
-        <w:t>在核心技术方面形成了较强的竞争壁垒。</w:t>
-        <w:br/>
-      </w:r>
-    </w:p>
-    <w:p>
-      <w:r>
-        <w:br/>
-        <w:t>根据内部财务模型测算，南康网络有限公司 在未来三年</w:t>
-        <w:br/>
-        <w:t>收入复合增长率预计可达到 17% 左右。</w:t>
-        <w:br/>
-        <w:t>该预测基于行业需求增长以及公司产能扩张计划。</w:t>
-        <w:br/>
-      </w:r>
-    </w:p>
-    <w:p>
-      <w:r>
-        <w:br/>
-        <w:t>根据内部财务模型测算，昊嘉网络有限公司 在未来三年</w:t>
-        <w:br/>
-        <w:t>收入复合增长率预计可达到 14% 左右。</w:t>
-        <w:br/>
-        <w:t>该预测基于行业需求增长以及公司产能扩张计划。</w:t>
-        <w:br/>
-      </w:r>
-    </w:p>
-    <w:p>
-      <w:r>
-        <w:br/>
         <w:t>华辰资本旗下的 HC Global Macro Fund 在最近的资产配置会议中</w:t>
         <w:br/>
-        <w:t>讨论了 半导体 行业的投资机会，并对 鸿睿思博信息有限公司</w:t>
-        <w:br/>
-        <w:t>进行了重点评估。</w:t>
-        <w:br/>
-      </w:r>
-    </w:p>
-    <w:p>
-      <w:r>
-        <w:br/>
-        <w:t>天益信息有限公司 是中国 云计算 行业的重要企业之一。</w:t>
-        <w:br/>
-        <w:t>根据华辰资本 风险管理部 的研究，该公司成立于 2015 年，</w:t>
-        <w:br/>
-        <w:t>目前员工规模约 6900 人。公司近年来持续加大研发投入，</w:t>
-        <w:br/>
-        <w:t>在核心技术方面形成了较强的竞争壁垒。</w:t>
-        <w:br/>
-      </w:r>
-    </w:p>
-    <w:p>
-      <w:r>
-        <w:br/>
-        <w:t>根据内部财务模型测算，南康网络有限公司 在未来三年</w:t>
-        <w:br/>
-        <w:t>收入复合增长率预计可达到 26% 左右。</w:t>
-        <w:br/>
-        <w:t>该预测基于行业需求增长以及公司产能扩张计划。</w:t>
-        <w:br/>
-      </w:r>
-    </w:p>
-    <w:p>
-      <w:r>
-        <w:br/>
-        <w:t>华辰资本旗下的 HC AI Innovation Fund 在最近的资产配置会议中</w:t>
-        <w:br/>
-        <w:t>讨论了 新能源 行业的投资机会，并对 东方峻景传媒有限公司</w:t>
+        <w:t>讨论了 消费科技 行业的投资机会，并对 天开科技有限公司</w:t>
         <w:br/>
         <w:t>进行了重点评估。</w:t>
         <w:br/>
@@ -2514,37 +2518,37 @@
           </w:tcPr>
           <w:p>
             <w:r>
-              <w:t>易动力科技有限公司</w:t>
-            </w:r>
-          </w:p>
-        </w:tc>
-        <w:tc>
-          <w:tcPr>
-            <w:tcW w:type="dxa" w:w="2160"/>
-          </w:tcPr>
-          <w:p>
-            <w:r>
-              <w:t>云计算</w:t>
-            </w:r>
-          </w:p>
-        </w:tc>
-        <w:tc>
-          <w:tcPr>
-            <w:tcW w:type="dxa" w:w="2160"/>
-          </w:tcPr>
-          <w:p>
-            <w:r>
-              <w:t>720亿</w:t>
-            </w:r>
-          </w:p>
-        </w:tc>
-        <w:tc>
-          <w:tcPr>
-            <w:tcW w:type="dxa" w:w="2160"/>
-          </w:tcPr>
-          <w:p>
-            <w:r>
-              <w:t>8%</w:t>
+              <w:t>富罳网络有限公司</w:t>
+            </w:r>
+          </w:p>
+        </w:tc>
+        <w:tc>
+          <w:tcPr>
+            <w:tcW w:type="dxa" w:w="2160"/>
+          </w:tcPr>
+          <w:p>
+            <w:r>
+              <w:t>新能源</w:t>
+            </w:r>
+          </w:p>
+        </w:tc>
+        <w:tc>
+          <w:tcPr>
+            <w:tcW w:type="dxa" w:w="2160"/>
+          </w:tcPr>
+          <w:p>
+            <w:r>
+              <w:t>506亿</w:t>
+            </w:r>
+          </w:p>
+        </w:tc>
+        <w:tc>
+          <w:tcPr>
+            <w:tcW w:type="dxa" w:w="2160"/>
+          </w:tcPr>
+          <w:p>
+            <w:r>
+              <w:t>20%</w:t>
             </w:r>
           </w:p>
         </w:tc>
@@ -2556,37 +2560,37 @@
           </w:tcPr>
           <w:p>
             <w:r>
-              <w:t>国讯网络有限公司</w:t>
-            </w:r>
-          </w:p>
-        </w:tc>
-        <w:tc>
-          <w:tcPr>
-            <w:tcW w:type="dxa" w:w="2160"/>
-          </w:tcPr>
-          <w:p>
-            <w:r>
-              <w:t>云计算</w:t>
-            </w:r>
-          </w:p>
-        </w:tc>
-        <w:tc>
-          <w:tcPr>
-            <w:tcW w:type="dxa" w:w="2160"/>
-          </w:tcPr>
-          <w:p>
-            <w:r>
-              <w:t>530亿</w:t>
-            </w:r>
-          </w:p>
-        </w:tc>
-        <w:tc>
-          <w:tcPr>
-            <w:tcW w:type="dxa" w:w="2160"/>
-          </w:tcPr>
-          <w:p>
-            <w:r>
-              <w:t>14%</w:t>
+              <w:t>精芯信息有限公司</w:t>
+            </w:r>
+          </w:p>
+        </w:tc>
+        <w:tc>
+          <w:tcPr>
+            <w:tcW w:type="dxa" w:w="2160"/>
+          </w:tcPr>
+          <w:p>
+            <w:r>
+              <w:t>半导体</w:t>
+            </w:r>
+          </w:p>
+        </w:tc>
+        <w:tc>
+          <w:tcPr>
+            <w:tcW w:type="dxa" w:w="2160"/>
+          </w:tcPr>
+          <w:p>
+            <w:r>
+              <w:t>284亿</w:t>
+            </w:r>
+          </w:p>
+        </w:tc>
+        <w:tc>
+          <w:tcPr>
+            <w:tcW w:type="dxa" w:w="2160"/>
+          </w:tcPr>
+          <w:p>
+            <w:r>
+              <w:t>24%</w:t>
             </w:r>
           </w:p>
         </w:tc>
@@ -2598,37 +2602,37 @@
           </w:tcPr>
           <w:p>
             <w:r>
-              <w:t>天益信息有限公司</w:t>
-            </w:r>
-          </w:p>
-        </w:tc>
-        <w:tc>
-          <w:tcPr>
-            <w:tcW w:type="dxa" w:w="2160"/>
-          </w:tcPr>
-          <w:p>
-            <w:r>
-              <w:t>云计算</w:t>
-            </w:r>
-          </w:p>
-        </w:tc>
-        <w:tc>
-          <w:tcPr>
-            <w:tcW w:type="dxa" w:w="2160"/>
-          </w:tcPr>
-          <w:p>
-            <w:r>
-              <w:t>255亿</w:t>
-            </w:r>
-          </w:p>
-        </w:tc>
-        <w:tc>
-          <w:tcPr>
-            <w:tcW w:type="dxa" w:w="2160"/>
-          </w:tcPr>
-          <w:p>
-            <w:r>
-              <w:t>25%</w:t>
+              <w:t>华成育卓传媒有限公司</w:t>
+            </w:r>
+          </w:p>
+        </w:tc>
+        <w:tc>
+          <w:tcPr>
+            <w:tcW w:type="dxa" w:w="2160"/>
+          </w:tcPr>
+          <w:p>
+            <w:r>
+              <w:t>人工智能</w:t>
+            </w:r>
+          </w:p>
+        </w:tc>
+        <w:tc>
+          <w:tcPr>
+            <w:tcW w:type="dxa" w:w="2160"/>
+          </w:tcPr>
+          <w:p>
+            <w:r>
+              <w:t>227亿</w:t>
+            </w:r>
+          </w:p>
+        </w:tc>
+        <w:tc>
+          <w:tcPr>
+            <w:tcW w:type="dxa" w:w="2160"/>
+          </w:tcPr>
+          <w:p>
+            <w:r>
+              <w:t>30%</w:t>
             </w:r>
           </w:p>
         </w:tc>
@@ -2640,37 +2644,37 @@
           </w:tcPr>
           <w:p>
             <w:r>
-              <w:t>佳禾科技有限公司</w:t>
-            </w:r>
-          </w:p>
-        </w:tc>
-        <w:tc>
-          <w:tcPr>
-            <w:tcW w:type="dxa" w:w="2160"/>
-          </w:tcPr>
-          <w:p>
-            <w:r>
-              <w:t>半导体</w:t>
-            </w:r>
-          </w:p>
-        </w:tc>
-        <w:tc>
-          <w:tcPr>
-            <w:tcW w:type="dxa" w:w="2160"/>
-          </w:tcPr>
-          <w:p>
-            <w:r>
-              <w:t>196亿</w:t>
-            </w:r>
-          </w:p>
-        </w:tc>
-        <w:tc>
-          <w:tcPr>
-            <w:tcW w:type="dxa" w:w="2160"/>
-          </w:tcPr>
-          <w:p>
-            <w:r>
-              <w:t>9%</w:t>
+              <w:t>华成育卓科技有限公司</w:t>
+            </w:r>
+          </w:p>
+        </w:tc>
+        <w:tc>
+          <w:tcPr>
+            <w:tcW w:type="dxa" w:w="2160"/>
+          </w:tcPr>
+          <w:p>
+            <w:r>
+              <w:t>医疗科技</w:t>
+            </w:r>
+          </w:p>
+        </w:tc>
+        <w:tc>
+          <w:tcPr>
+            <w:tcW w:type="dxa" w:w="2160"/>
+          </w:tcPr>
+          <w:p>
+            <w:r>
+              <w:t>122亿</w:t>
+            </w:r>
+          </w:p>
+        </w:tc>
+        <w:tc>
+          <w:tcPr>
+            <w:tcW w:type="dxa" w:w="2160"/>
+          </w:tcPr>
+          <w:p>
+            <w:r>
+              <w:t>7%</w:t>
             </w:r>
           </w:p>
         </w:tc>
@@ -2682,37 +2686,37 @@
           </w:tcPr>
           <w:p>
             <w:r>
-              <w:t>天益信息有限公司</w:t>
-            </w:r>
-          </w:p>
-        </w:tc>
-        <w:tc>
-          <w:tcPr>
-            <w:tcW w:type="dxa" w:w="2160"/>
-          </w:tcPr>
-          <w:p>
-            <w:r>
-              <w:t>云计算</w:t>
-            </w:r>
-          </w:p>
-        </w:tc>
-        <w:tc>
-          <w:tcPr>
-            <w:tcW w:type="dxa" w:w="2160"/>
-          </w:tcPr>
-          <w:p>
-            <w:r>
-              <w:t>426亿</w:t>
-            </w:r>
-          </w:p>
-        </w:tc>
-        <w:tc>
-          <w:tcPr>
-            <w:tcW w:type="dxa" w:w="2160"/>
-          </w:tcPr>
-          <w:p>
-            <w:r>
-              <w:t>13%</w:t>
+              <w:t>新格林耐特网络有限公司</w:t>
+            </w:r>
+          </w:p>
+        </w:tc>
+        <w:tc>
+          <w:tcPr>
+            <w:tcW w:type="dxa" w:w="2160"/>
+          </w:tcPr>
+          <w:p>
+            <w:r>
+              <w:t>人工智能</w:t>
+            </w:r>
+          </w:p>
+        </w:tc>
+        <w:tc>
+          <w:tcPr>
+            <w:tcW w:type="dxa" w:w="2160"/>
+          </w:tcPr>
+          <w:p>
+            <w:r>
+              <w:t>735亿</w:t>
+            </w:r>
+          </w:p>
+        </w:tc>
+        <w:tc>
+          <w:tcPr>
+            <w:tcW w:type="dxa" w:w="2160"/>
+          </w:tcPr>
+          <w:p>
+            <w:r>
+              <w:t>10%</w:t>
             </w:r>
           </w:p>
         </w:tc>
@@ -2724,37 +2728,37 @@
           </w:tcPr>
           <w:p>
             <w:r>
-              <w:t>和泰科技有限公司</w:t>
-            </w:r>
-          </w:p>
-        </w:tc>
-        <w:tc>
-          <w:tcPr>
-            <w:tcW w:type="dxa" w:w="2160"/>
-          </w:tcPr>
-          <w:p>
-            <w:r>
-              <w:t>人工智能</w:t>
-            </w:r>
-          </w:p>
-        </w:tc>
-        <w:tc>
-          <w:tcPr>
-            <w:tcW w:type="dxa" w:w="2160"/>
-          </w:tcPr>
-          <w:p>
-            <w:r>
-              <w:t>690亿</w:t>
-            </w:r>
-          </w:p>
-        </w:tc>
-        <w:tc>
-          <w:tcPr>
-            <w:tcW w:type="dxa" w:w="2160"/>
-          </w:tcPr>
-          <w:p>
-            <w:r>
-              <w:t>23%</w:t>
+              <w:t>联软科技有限公司</w:t>
+            </w:r>
+          </w:p>
+        </w:tc>
+        <w:tc>
+          <w:tcPr>
+            <w:tcW w:type="dxa" w:w="2160"/>
+          </w:tcPr>
+          <w:p>
+            <w:r>
+              <w:t>消费科技</w:t>
+            </w:r>
+          </w:p>
+        </w:tc>
+        <w:tc>
+          <w:tcPr>
+            <w:tcW w:type="dxa" w:w="2160"/>
+          </w:tcPr>
+          <w:p>
+            <w:r>
+              <w:t>754亿</w:t>
+            </w:r>
+          </w:p>
+        </w:tc>
+        <w:tc>
+          <w:tcPr>
+            <w:tcW w:type="dxa" w:w="2160"/>
+          </w:tcPr>
+          <w:p>
+            <w:r>
+              <w:t>8%</w:t>
             </w:r>
           </w:p>
         </w:tc>
@@ -2766,37 +2770,37 @@
           </w:tcPr>
           <w:p>
             <w:r>
-              <w:t>创亿网络有限公司</w:t>
-            </w:r>
-          </w:p>
-        </w:tc>
-        <w:tc>
-          <w:tcPr>
-            <w:tcW w:type="dxa" w:w="2160"/>
-          </w:tcPr>
-          <w:p>
-            <w:r>
-              <w:t>云计算</w:t>
-            </w:r>
-          </w:p>
-        </w:tc>
-        <w:tc>
-          <w:tcPr>
-            <w:tcW w:type="dxa" w:w="2160"/>
-          </w:tcPr>
-          <w:p>
-            <w:r>
-              <w:t>373亿</w:t>
-            </w:r>
-          </w:p>
-        </w:tc>
-        <w:tc>
-          <w:tcPr>
-            <w:tcW w:type="dxa" w:w="2160"/>
-          </w:tcPr>
-          <w:p>
-            <w:r>
-              <w:t>30%</w:t>
+              <w:t>恩悌网络有限公司</w:t>
+            </w:r>
+          </w:p>
+        </w:tc>
+        <w:tc>
+          <w:tcPr>
+            <w:tcW w:type="dxa" w:w="2160"/>
+          </w:tcPr>
+          <w:p>
+            <w:r>
+              <w:t>新能源</w:t>
+            </w:r>
+          </w:p>
+        </w:tc>
+        <w:tc>
+          <w:tcPr>
+            <w:tcW w:type="dxa" w:w="2160"/>
+          </w:tcPr>
+          <w:p>
+            <w:r>
+              <w:t>382亿</w:t>
+            </w:r>
+          </w:p>
+        </w:tc>
+        <w:tc>
+          <w:tcPr>
+            <w:tcW w:type="dxa" w:w="2160"/>
+          </w:tcPr>
+          <w:p>
+            <w:r>
+              <w:t>22%</w:t>
             </w:r>
           </w:p>
         </w:tc>
@@ -2808,37 +2812,37 @@
           </w:tcPr>
           <w:p>
             <w:r>
-              <w:t>新宇龙信息传媒有限公司</w:t>
-            </w:r>
-          </w:p>
-        </w:tc>
-        <w:tc>
-          <w:tcPr>
-            <w:tcW w:type="dxa" w:w="2160"/>
-          </w:tcPr>
-          <w:p>
-            <w:r>
-              <w:t>机器人</w:t>
-            </w:r>
-          </w:p>
-        </w:tc>
-        <w:tc>
-          <w:tcPr>
-            <w:tcW w:type="dxa" w:w="2160"/>
-          </w:tcPr>
-          <w:p>
-            <w:r>
-              <w:t>418亿</w:t>
-            </w:r>
-          </w:p>
-        </w:tc>
-        <w:tc>
-          <w:tcPr>
-            <w:tcW w:type="dxa" w:w="2160"/>
-          </w:tcPr>
-          <w:p>
-            <w:r>
-              <w:t>14%</w:t>
+              <w:t>巨奥传媒有限公司</w:t>
+            </w:r>
+          </w:p>
+        </w:tc>
+        <w:tc>
+          <w:tcPr>
+            <w:tcW w:type="dxa" w:w="2160"/>
+          </w:tcPr>
+          <w:p>
+            <w:r>
+              <w:t>人工智能</w:t>
+            </w:r>
+          </w:p>
+        </w:tc>
+        <w:tc>
+          <w:tcPr>
+            <w:tcW w:type="dxa" w:w="2160"/>
+          </w:tcPr>
+          <w:p>
+            <w:r>
+              <w:t>431亿</w:t>
+            </w:r>
+          </w:p>
+        </w:tc>
+        <w:tc>
+          <w:tcPr>
+            <w:tcW w:type="dxa" w:w="2160"/>
+          </w:tcPr>
+          <w:p>
+            <w:r>
+              <w:t>12%</w:t>
             </w:r>
           </w:p>
         </w:tc>
@@ -2850,37 +2854,37 @@
           </w:tcPr>
           <w:p>
             <w:r>
-              <w:t>鸿睿思博网络有限公司</w:t>
-            </w:r>
-          </w:p>
-        </w:tc>
-        <w:tc>
-          <w:tcPr>
-            <w:tcW w:type="dxa" w:w="2160"/>
-          </w:tcPr>
-          <w:p>
-            <w:r>
-              <w:t>新能源</w:t>
-            </w:r>
-          </w:p>
-        </w:tc>
-        <w:tc>
-          <w:tcPr>
-            <w:tcW w:type="dxa" w:w="2160"/>
-          </w:tcPr>
-          <w:p>
-            <w:r>
-              <w:t>254亿</w:t>
-            </w:r>
-          </w:p>
-        </w:tc>
-        <w:tc>
-          <w:tcPr>
-            <w:tcW w:type="dxa" w:w="2160"/>
-          </w:tcPr>
-          <w:p>
-            <w:r>
-              <w:t>5%</w:t>
+              <w:t>九方传媒有限公司</w:t>
+            </w:r>
+          </w:p>
+        </w:tc>
+        <w:tc>
+          <w:tcPr>
+            <w:tcW w:type="dxa" w:w="2160"/>
+          </w:tcPr>
+          <w:p>
+            <w:r>
+              <w:t>医疗科技</w:t>
+            </w:r>
+          </w:p>
+        </w:tc>
+        <w:tc>
+          <w:tcPr>
+            <w:tcW w:type="dxa" w:w="2160"/>
+          </w:tcPr>
+          <w:p>
+            <w:r>
+              <w:t>307亿</w:t>
+            </w:r>
+          </w:p>
+        </w:tc>
+        <w:tc>
+          <w:tcPr>
+            <w:tcW w:type="dxa" w:w="2160"/>
+          </w:tcPr>
+          <w:p>
+            <w:r>
+              <w:t>29%</w:t>
             </w:r>
           </w:p>
         </w:tc>
@@ -2892,37 +2896,37 @@
           </w:tcPr>
           <w:p>
             <w:r>
-              <w:t>昊嘉网络有限公司</w:t>
-            </w:r>
-          </w:p>
-        </w:tc>
-        <w:tc>
-          <w:tcPr>
-            <w:tcW w:type="dxa" w:w="2160"/>
-          </w:tcPr>
-          <w:p>
-            <w:r>
-              <w:t>新能源</w:t>
-            </w:r>
-          </w:p>
-        </w:tc>
-        <w:tc>
-          <w:tcPr>
-            <w:tcW w:type="dxa" w:w="2160"/>
-          </w:tcPr>
-          <w:p>
-            <w:r>
-              <w:t>305亿</w:t>
-            </w:r>
-          </w:p>
-        </w:tc>
-        <w:tc>
-          <w:tcPr>
-            <w:tcW w:type="dxa" w:w="2160"/>
-          </w:tcPr>
-          <w:p>
-            <w:r>
-              <w:t>8%</w:t>
+              <w:t>华成育卓科技有限公司</w:t>
+            </w:r>
+          </w:p>
+        </w:tc>
+        <w:tc>
+          <w:tcPr>
+            <w:tcW w:type="dxa" w:w="2160"/>
+          </w:tcPr>
+          <w:p>
+            <w:r>
+              <w:t>医疗科技</w:t>
+            </w:r>
+          </w:p>
+        </w:tc>
+        <w:tc>
+          <w:tcPr>
+            <w:tcW w:type="dxa" w:w="2160"/>
+          </w:tcPr>
+          <w:p>
+            <w:r>
+              <w:t>255亿</w:t>
+            </w:r>
+          </w:p>
+        </w:tc>
+        <w:tc>
+          <w:tcPr>
+            <w:tcW w:type="dxa" w:w="2160"/>
+          </w:tcPr>
+          <w:p>
+            <w:r>
+              <w:t>29%</w:t>
             </w:r>
           </w:p>
         </w:tc>
@@ -2934,37 +2938,37 @@
           </w:tcPr>
           <w:p>
             <w:r>
-              <w:t>天益信息有限公司</w:t>
-            </w:r>
-          </w:p>
-        </w:tc>
-        <w:tc>
-          <w:tcPr>
-            <w:tcW w:type="dxa" w:w="2160"/>
-          </w:tcPr>
-          <w:p>
-            <w:r>
-              <w:t>云计算</w:t>
-            </w:r>
-          </w:p>
-        </w:tc>
-        <w:tc>
-          <w:tcPr>
-            <w:tcW w:type="dxa" w:w="2160"/>
-          </w:tcPr>
-          <w:p>
-            <w:r>
-              <w:t>272亿</w:t>
-            </w:r>
-          </w:p>
-        </w:tc>
-        <w:tc>
-          <w:tcPr>
-            <w:tcW w:type="dxa" w:w="2160"/>
-          </w:tcPr>
-          <w:p>
-            <w:r>
-              <w:t>14%</w:t>
+              <w:t>鑫博腾飞信息有限公司</w:t>
+            </w:r>
+          </w:p>
+        </w:tc>
+        <w:tc>
+          <w:tcPr>
+            <w:tcW w:type="dxa" w:w="2160"/>
+          </w:tcPr>
+          <w:p>
+            <w:r>
+              <w:t>消费科技</w:t>
+            </w:r>
+          </w:p>
+        </w:tc>
+        <w:tc>
+          <w:tcPr>
+            <w:tcW w:type="dxa" w:w="2160"/>
+          </w:tcPr>
+          <w:p>
+            <w:r>
+              <w:t>185亿</w:t>
+            </w:r>
+          </w:p>
+        </w:tc>
+        <w:tc>
+          <w:tcPr>
+            <w:tcW w:type="dxa" w:w="2160"/>
+          </w:tcPr>
+          <w:p>
+            <w:r>
+              <w:t>20%</w:t>
             </w:r>
           </w:p>
         </w:tc>
@@ -2976,37 +2980,37 @@
           </w:tcPr>
           <w:p>
             <w:r>
-              <w:t>昂歌信息科技有限公司</w:t>
-            </w:r>
-          </w:p>
-        </w:tc>
-        <w:tc>
-          <w:tcPr>
-            <w:tcW w:type="dxa" w:w="2160"/>
-          </w:tcPr>
-          <w:p>
-            <w:r>
-              <w:t>消费科技</w:t>
-            </w:r>
-          </w:p>
-        </w:tc>
-        <w:tc>
-          <w:tcPr>
-            <w:tcW w:type="dxa" w:w="2160"/>
-          </w:tcPr>
-          <w:p>
-            <w:r>
-              <w:t>499亿</w:t>
-            </w:r>
-          </w:p>
-        </w:tc>
-        <w:tc>
-          <w:tcPr>
-            <w:tcW w:type="dxa" w:w="2160"/>
-          </w:tcPr>
-          <w:p>
-            <w:r>
-              <w:t>11%</w:t>
+              <w:t>精芯信息有限公司</w:t>
+            </w:r>
+          </w:p>
+        </w:tc>
+        <w:tc>
+          <w:tcPr>
+            <w:tcW w:type="dxa" w:w="2160"/>
+          </w:tcPr>
+          <w:p>
+            <w:r>
+              <w:t>半导体</w:t>
+            </w:r>
+          </w:p>
+        </w:tc>
+        <w:tc>
+          <w:tcPr>
+            <w:tcW w:type="dxa" w:w="2160"/>
+          </w:tcPr>
+          <w:p>
+            <w:r>
+              <w:t>540亿</w:t>
+            </w:r>
+          </w:p>
+        </w:tc>
+        <w:tc>
+          <w:tcPr>
+            <w:tcW w:type="dxa" w:w="2160"/>
+          </w:tcPr>
+          <w:p>
+            <w:r>
+              <w:t>9%</w:t>
             </w:r>
           </w:p>
         </w:tc>
@@ -3018,37 +3022,37 @@
           </w:tcPr>
           <w:p>
             <w:r>
-              <w:t>天益信息有限公司</w:t>
-            </w:r>
-          </w:p>
-        </w:tc>
-        <w:tc>
-          <w:tcPr>
-            <w:tcW w:type="dxa" w:w="2160"/>
-          </w:tcPr>
-          <w:p>
-            <w:r>
-              <w:t>云计算</w:t>
-            </w:r>
-          </w:p>
-        </w:tc>
-        <w:tc>
-          <w:tcPr>
-            <w:tcW w:type="dxa" w:w="2160"/>
-          </w:tcPr>
-          <w:p>
-            <w:r>
-              <w:t>271亿</w:t>
-            </w:r>
-          </w:p>
-        </w:tc>
-        <w:tc>
-          <w:tcPr>
-            <w:tcW w:type="dxa" w:w="2160"/>
-          </w:tcPr>
-          <w:p>
-            <w:r>
-              <w:t>9%</w:t>
+              <w:t>惠派国际公司科技有限公司</w:t>
+            </w:r>
+          </w:p>
+        </w:tc>
+        <w:tc>
+          <w:tcPr>
+            <w:tcW w:type="dxa" w:w="2160"/>
+          </w:tcPr>
+          <w:p>
+            <w:r>
+              <w:t>人工智能</w:t>
+            </w:r>
+          </w:p>
+        </w:tc>
+        <w:tc>
+          <w:tcPr>
+            <w:tcW w:type="dxa" w:w="2160"/>
+          </w:tcPr>
+          <w:p>
+            <w:r>
+              <w:t>413亿</w:t>
+            </w:r>
+          </w:p>
+        </w:tc>
+        <w:tc>
+          <w:tcPr>
+            <w:tcW w:type="dxa" w:w="2160"/>
+          </w:tcPr>
+          <w:p>
+            <w:r>
+              <w:t>8%</w:t>
             </w:r>
           </w:p>
         </w:tc>
@@ -3060,37 +3064,37 @@
           </w:tcPr>
           <w:p>
             <w:r>
-              <w:t>精芯信息有限公司</w:t>
-            </w:r>
-          </w:p>
-        </w:tc>
-        <w:tc>
-          <w:tcPr>
-            <w:tcW w:type="dxa" w:w="2160"/>
-          </w:tcPr>
-          <w:p>
-            <w:r>
-              <w:t>消费科技</w:t>
-            </w:r>
-          </w:p>
-        </w:tc>
-        <w:tc>
-          <w:tcPr>
-            <w:tcW w:type="dxa" w:w="2160"/>
-          </w:tcPr>
-          <w:p>
-            <w:r>
-              <w:t>581亿</w:t>
-            </w:r>
-          </w:p>
-        </w:tc>
-        <w:tc>
-          <w:tcPr>
-            <w:tcW w:type="dxa" w:w="2160"/>
-          </w:tcPr>
-          <w:p>
-            <w:r>
-              <w:t>11%</w:t>
+              <w:t>华成育卓传媒有限公司</w:t>
+            </w:r>
+          </w:p>
+        </w:tc>
+        <w:tc>
+          <w:tcPr>
+            <w:tcW w:type="dxa" w:w="2160"/>
+          </w:tcPr>
+          <w:p>
+            <w:r>
+              <w:t>人工智能</w:t>
+            </w:r>
+          </w:p>
+        </w:tc>
+        <w:tc>
+          <w:tcPr>
+            <w:tcW w:type="dxa" w:w="2160"/>
+          </w:tcPr>
+          <w:p>
+            <w:r>
+              <w:t>179亿</w:t>
+            </w:r>
+          </w:p>
+        </w:tc>
+        <w:tc>
+          <w:tcPr>
+            <w:tcW w:type="dxa" w:w="2160"/>
+          </w:tcPr>
+          <w:p>
+            <w:r>
+              <w:t>29%</w:t>
             </w:r>
           </w:p>
         </w:tc>
@@ -3102,37 +3106,37 @@
           </w:tcPr>
           <w:p>
             <w:r>
-              <w:t>创汇传媒有限公司</w:t>
-            </w:r>
-          </w:p>
-        </w:tc>
-        <w:tc>
-          <w:tcPr>
-            <w:tcW w:type="dxa" w:w="2160"/>
-          </w:tcPr>
-          <w:p>
-            <w:r>
-              <w:t>新能源</w:t>
-            </w:r>
-          </w:p>
-        </w:tc>
-        <w:tc>
-          <w:tcPr>
-            <w:tcW w:type="dxa" w:w="2160"/>
-          </w:tcPr>
-          <w:p>
-            <w:r>
-              <w:t>775亿</w:t>
-            </w:r>
-          </w:p>
-        </w:tc>
-        <w:tc>
-          <w:tcPr>
-            <w:tcW w:type="dxa" w:w="2160"/>
-          </w:tcPr>
-          <w:p>
-            <w:r>
-              <w:t>27%</w:t>
+              <w:t>通际名联网络有限公司</w:t>
+            </w:r>
+          </w:p>
+        </w:tc>
+        <w:tc>
+          <w:tcPr>
+            <w:tcW w:type="dxa" w:w="2160"/>
+          </w:tcPr>
+          <w:p>
+            <w:r>
+              <w:t>机器人</w:t>
+            </w:r>
+          </w:p>
+        </w:tc>
+        <w:tc>
+          <w:tcPr>
+            <w:tcW w:type="dxa" w:w="2160"/>
+          </w:tcPr>
+          <w:p>
+            <w:r>
+              <w:t>675亿</w:t>
+            </w:r>
+          </w:p>
+        </w:tc>
+        <w:tc>
+          <w:tcPr>
+            <w:tcW w:type="dxa" w:w="2160"/>
+          </w:tcPr>
+          <w:p>
+            <w:r>
+              <w:t>11%</w:t>
             </w:r>
           </w:p>
         </w:tc>
@@ -3149,11 +3153,48 @@
     <w:p>
       <w:r>
         <w:br/>
-        <w:t>风险管理部认为，医疗科技 行业仍然面临若干</w:t>
+        <w:t>从产业链角度看，人工智能 行业主要由上游设备厂商、</w:t>
         <w:br/>
-        <w:t>不确定性因素，包括技术迭代风险、政策变化、</w:t>
+        <w:t>中游平台企业以及下游应用厂商组成。</w:t>
         <w:br/>
-        <w:t>以及市场竞争加剧等问题。</w:t>
+        <w:t>明腾传媒有限公司 主要位于产业链的 中游 环节。</w:t>
+        <w:br/>
+      </w:r>
+    </w:p>
+    <w:p>
+      <w:r>
+        <w:br/>
+        <w:t>从产业链角度看，云计算 行业主要由上游设备厂商、</w:t>
+        <w:br/>
+        <w:t>中游平台企业以及下游应用厂商组成。</w:t>
+        <w:br/>
+        <w:t>良诺科技有限公司 主要位于产业链的 上游 环节。</w:t>
+        <w:br/>
+      </w:r>
+    </w:p>
+    <w:p>
+      <w:r>
+        <w:br/>
+        <w:t>精芯信息有限公司 是中国 半导体 行业的重要企业之一。</w:t>
+        <w:br/>
+        <w:t>根据华辰资本 量化研究部 的研究，该公司成立于 2019 年，</w:t>
+        <w:br/>
+        <w:t>目前员工规模约 5163 人。公司近年来持续加大研发投入，</w:t>
+        <w:br/>
+        <w:t>在核心技术方面形成了较强的竞争壁垒。</w:t>
+        <w:br/>
+      </w:r>
+    </w:p>
+    <w:p>
+      <w:r>
+        <w:br/>
+        <w:t>联软网络有限公司 是中国 半导体 行业的重要企业之一。</w:t>
+        <w:br/>
+        <w:t>根据华辰资本 量化研究部 的研究，该公司成立于 2012 年，</w:t>
+        <w:br/>
+        <w:t>目前员工规模约 5582 人。公司近年来持续加大研发投入，</w:t>
+        <w:br/>
+        <w:t>在核心技术方面形成了较强的竞争壁垒。</w:t>
         <w:br/>
       </w:r>
     </w:p>
@@ -3171,11 +3212,11 @@
     <w:p>
       <w:r>
         <w:br/>
-        <w:t>创联世纪科技有限公司 是中国 医疗科技 行业的重要企业之一。</w:t>
+        <w:t>巨奥传媒有限公司 是中国 人工智能 行业的重要企业之一。</w:t>
         <w:br/>
-        <w:t>根据华辰资本 风险管理部 的研究，该公司成立于 2008 年，</w:t>
+        <w:t>根据华辰资本 资产配置委员会 的研究，该公司成立于 2018 年，</w:t>
         <w:br/>
-        <w:t>目前员工规模约 3688 人。公司近年来持续加大研发投入，</w:t>
+        <w:t>目前员工规模约 5243 人。公司近年来持续加大研发投入，</w:t>
         <w:br/>
         <w:t>在核心技术方面形成了较强的竞争壁垒。</w:t>
         <w:br/>
@@ -3184,44 +3225,9 @@
     <w:p>
       <w:r>
         <w:br/>
-        <w:t>从产业链角度看，医疗科技 行业主要由上游设备厂商、</w:t>
+        <w:t>根据内部财务模型测算，佳禾传媒有限公司 在未来三年</w:t>
         <w:br/>
-        <w:t>中游平台企业以及下游应用厂商组成。</w:t>
-        <w:br/>
-        <w:t>创亿信息有限公司 主要位于产业链的 上游 环节。</w:t>
-        <w:br/>
-      </w:r>
-    </w:p>
-    <w:p>
-      <w:r>
-        <w:br/>
-        <w:t>从产业链角度看，半导体 行业主要由上游设备厂商、</w:t>
-        <w:br/>
-        <w:t>中游平台企业以及下游应用厂商组成。</w:t>
-        <w:br/>
-        <w:t>天益科技有限公司 主要位于产业链的 下游 环节。</w:t>
-        <w:br/>
-      </w:r>
-    </w:p>
-    <w:p>
-      <w:r>
-        <w:br/>
-        <w:t>万迅电脑网络有限公司 是中国 半导体 行业的重要企业之一。</w:t>
-        <w:br/>
-        <w:t>根据华辰资本 投资策略部 的研究，该公司成立于 2019 年，</w:t>
-        <w:br/>
-        <w:t>目前员工规模约 7385 人。公司近年来持续加大研发投入，</w:t>
-        <w:br/>
-        <w:t>在核心技术方面形成了较强的竞争壁垒。</w:t>
-        <w:br/>
-      </w:r>
-    </w:p>
-    <w:p>
-      <w:r>
-        <w:br/>
-        <w:t>根据内部财务模型测算，兰金电子网络有限公司 在未来三年</w:t>
-        <w:br/>
-        <w:t>收入复合增长率预计可达到 31% 左右。</w:t>
+        <w:t>收入复合增长率预计可达到 15% 左右。</w:t>
         <w:br/>
         <w:t>该预测基于行业需求增长以及公司产能扩张计划。</w:t>
         <w:br/>
@@ -3230,13 +3236,11 @@
     <w:p>
       <w:r>
         <w:br/>
-        <w:t>创联世纪科技有限公司 是中国 医疗科技 行业的重要企业之一。</w:t>
+        <w:t>从产业链角度看，人工智能 行业主要由上游设备厂商、</w:t>
         <w:br/>
-        <w:t>根据华辰资本 量化研究部 的研究，该公司成立于 2008 年，</w:t>
+        <w:t>中游平台企业以及下游应用厂商组成。</w:t>
         <w:br/>
-        <w:t>目前员工规模约 3688 人。公司近年来持续加大研发投入，</w:t>
-        <w:br/>
-        <w:t>在核心技术方面形成了较强的竞争壁垒。</w:t>
+        <w:t>飞利信科技有限公司 主要位于产业链的 下游 环节。</w:t>
         <w:br/>
       </w:r>
     </w:p>
@@ -3300,37 +3304,37 @@
           </w:tcPr>
           <w:p>
             <w:r>
-              <w:t>新宇龙信息传媒有限公司</w:t>
-            </w:r>
-          </w:p>
-        </w:tc>
-        <w:tc>
-          <w:tcPr>
-            <w:tcW w:type="dxa" w:w="2160"/>
-          </w:tcPr>
-          <w:p>
-            <w:r>
-              <w:t>机器人</w:t>
-            </w:r>
-          </w:p>
-        </w:tc>
-        <w:tc>
-          <w:tcPr>
-            <w:tcW w:type="dxa" w:w="2160"/>
-          </w:tcPr>
-          <w:p>
-            <w:r>
-              <w:t>571亿</w:t>
-            </w:r>
-          </w:p>
-        </w:tc>
-        <w:tc>
-          <w:tcPr>
-            <w:tcW w:type="dxa" w:w="2160"/>
-          </w:tcPr>
-          <w:p>
-            <w:r>
-              <w:t>7%</w:t>
+              <w:t>天开科技有限公司</w:t>
+            </w:r>
+          </w:p>
+        </w:tc>
+        <w:tc>
+          <w:tcPr>
+            <w:tcW w:type="dxa" w:w="2160"/>
+          </w:tcPr>
+          <w:p>
+            <w:r>
+              <w:t>消费科技</w:t>
+            </w:r>
+          </w:p>
+        </w:tc>
+        <w:tc>
+          <w:tcPr>
+            <w:tcW w:type="dxa" w:w="2160"/>
+          </w:tcPr>
+          <w:p>
+            <w:r>
+              <w:t>759亿</w:t>
+            </w:r>
+          </w:p>
+        </w:tc>
+        <w:tc>
+          <w:tcPr>
+            <w:tcW w:type="dxa" w:w="2160"/>
+          </w:tcPr>
+          <w:p>
+            <w:r>
+              <w:t>9%</w:t>
             </w:r>
           </w:p>
         </w:tc>
@@ -3342,37 +3346,37 @@
           </w:tcPr>
           <w:p>
             <w:r>
-              <w:t>九方信息有限公司</w:t>
-            </w:r>
-          </w:p>
-        </w:tc>
-        <w:tc>
-          <w:tcPr>
-            <w:tcW w:type="dxa" w:w="2160"/>
-          </w:tcPr>
-          <w:p>
-            <w:r>
-              <w:t>新能源</w:t>
-            </w:r>
-          </w:p>
-        </w:tc>
-        <w:tc>
-          <w:tcPr>
-            <w:tcW w:type="dxa" w:w="2160"/>
-          </w:tcPr>
-          <w:p>
-            <w:r>
-              <w:t>483亿</w:t>
-            </w:r>
-          </w:p>
-        </w:tc>
-        <w:tc>
-          <w:tcPr>
-            <w:tcW w:type="dxa" w:w="2160"/>
-          </w:tcPr>
-          <w:p>
-            <w:r>
-              <w:t>27%</w:t>
+              <w:t>鑫博腾飞信息有限公司</w:t>
+            </w:r>
+          </w:p>
+        </w:tc>
+        <w:tc>
+          <w:tcPr>
+            <w:tcW w:type="dxa" w:w="2160"/>
+          </w:tcPr>
+          <w:p>
+            <w:r>
+              <w:t>消费科技</w:t>
+            </w:r>
+          </w:p>
+        </w:tc>
+        <w:tc>
+          <w:tcPr>
+            <w:tcW w:type="dxa" w:w="2160"/>
+          </w:tcPr>
+          <w:p>
+            <w:r>
+              <w:t>793亿</w:t>
+            </w:r>
+          </w:p>
+        </w:tc>
+        <w:tc>
+          <w:tcPr>
+            <w:tcW w:type="dxa" w:w="2160"/>
+          </w:tcPr>
+          <w:p>
+            <w:r>
+              <w:t>22%</w:t>
             </w:r>
           </w:p>
         </w:tc>
@@ -3384,37 +3388,37 @@
           </w:tcPr>
           <w:p>
             <w:r>
-              <w:t>九方信息有限公司</w:t>
-            </w:r>
-          </w:p>
-        </w:tc>
-        <w:tc>
-          <w:tcPr>
-            <w:tcW w:type="dxa" w:w="2160"/>
-          </w:tcPr>
-          <w:p>
-            <w:r>
-              <w:t>新能源</w:t>
-            </w:r>
-          </w:p>
-        </w:tc>
-        <w:tc>
-          <w:tcPr>
-            <w:tcW w:type="dxa" w:w="2160"/>
-          </w:tcPr>
-          <w:p>
-            <w:r>
-              <w:t>350亿</w:t>
-            </w:r>
-          </w:p>
-        </w:tc>
-        <w:tc>
-          <w:tcPr>
-            <w:tcW w:type="dxa" w:w="2160"/>
-          </w:tcPr>
-          <w:p>
-            <w:r>
-              <w:t>14%</w:t>
+              <w:t>创联世纪信息有限公司</w:t>
+            </w:r>
+          </w:p>
+        </w:tc>
+        <w:tc>
+          <w:tcPr>
+            <w:tcW w:type="dxa" w:w="2160"/>
+          </w:tcPr>
+          <w:p>
+            <w:r>
+              <w:t>云计算</w:t>
+            </w:r>
+          </w:p>
+        </w:tc>
+        <w:tc>
+          <w:tcPr>
+            <w:tcW w:type="dxa" w:w="2160"/>
+          </w:tcPr>
+          <w:p>
+            <w:r>
+              <w:t>562亿</w:t>
+            </w:r>
+          </w:p>
+        </w:tc>
+        <w:tc>
+          <w:tcPr>
+            <w:tcW w:type="dxa" w:w="2160"/>
+          </w:tcPr>
+          <w:p>
+            <w:r>
+              <w:t>11%</w:t>
             </w:r>
           </w:p>
         </w:tc>
@@ -3426,37 +3430,37 @@
           </w:tcPr>
           <w:p>
             <w:r>
-              <w:t>艾提科信科技有限公司</w:t>
-            </w:r>
-          </w:p>
-        </w:tc>
-        <w:tc>
-          <w:tcPr>
-            <w:tcW w:type="dxa" w:w="2160"/>
-          </w:tcPr>
-          <w:p>
-            <w:r>
-              <w:t>机器人</w:t>
-            </w:r>
-          </w:p>
-        </w:tc>
-        <w:tc>
-          <w:tcPr>
-            <w:tcW w:type="dxa" w:w="2160"/>
-          </w:tcPr>
-          <w:p>
-            <w:r>
-              <w:t>612亿</w:t>
-            </w:r>
-          </w:p>
-        </w:tc>
-        <w:tc>
-          <w:tcPr>
-            <w:tcW w:type="dxa" w:w="2160"/>
-          </w:tcPr>
-          <w:p>
-            <w:r>
-              <w:t>26%</w:t>
+              <w:t>方正科技信息有限公司</w:t>
+            </w:r>
+          </w:p>
+        </w:tc>
+        <w:tc>
+          <w:tcPr>
+            <w:tcW w:type="dxa" w:w="2160"/>
+          </w:tcPr>
+          <w:p>
+            <w:r>
+              <w:t>消费科技</w:t>
+            </w:r>
+          </w:p>
+        </w:tc>
+        <w:tc>
+          <w:tcPr>
+            <w:tcW w:type="dxa" w:w="2160"/>
+          </w:tcPr>
+          <w:p>
+            <w:r>
+              <w:t>551亿</w:t>
+            </w:r>
+          </w:p>
+        </w:tc>
+        <w:tc>
+          <w:tcPr>
+            <w:tcW w:type="dxa" w:w="2160"/>
+          </w:tcPr>
+          <w:p>
+            <w:r>
+              <w:t>5%</w:t>
             </w:r>
           </w:p>
         </w:tc>
@@ -3468,27 +3472,27 @@
           </w:tcPr>
           <w:p>
             <w:r>
-              <w:t>华远软件信息有限公司</w:t>
-            </w:r>
-          </w:p>
-        </w:tc>
-        <w:tc>
-          <w:tcPr>
-            <w:tcW w:type="dxa" w:w="2160"/>
-          </w:tcPr>
-          <w:p>
-            <w:r>
-              <w:t>半导体</w:t>
-            </w:r>
-          </w:p>
-        </w:tc>
-        <w:tc>
-          <w:tcPr>
-            <w:tcW w:type="dxa" w:w="2160"/>
-          </w:tcPr>
-          <w:p>
-            <w:r>
-              <w:t>796亿</w:t>
+              <w:t>华泰通安传媒有限公司</w:t>
+            </w:r>
+          </w:p>
+        </w:tc>
+        <w:tc>
+          <w:tcPr>
+            <w:tcW w:type="dxa" w:w="2160"/>
+          </w:tcPr>
+          <w:p>
+            <w:r>
+              <w:t>消费科技</w:t>
+            </w:r>
+          </w:p>
+        </w:tc>
+        <w:tc>
+          <w:tcPr>
+            <w:tcW w:type="dxa" w:w="2160"/>
+          </w:tcPr>
+          <w:p>
+            <w:r>
+              <w:t>646亿</w:t>
             </w:r>
           </w:p>
         </w:tc>
@@ -3510,37 +3514,37 @@
           </w:tcPr>
           <w:p>
             <w:r>
-              <w:t>昊嘉网络有限公司</w:t>
-            </w:r>
-          </w:p>
-        </w:tc>
-        <w:tc>
-          <w:tcPr>
-            <w:tcW w:type="dxa" w:w="2160"/>
-          </w:tcPr>
-          <w:p>
-            <w:r>
-              <w:t>新能源</w:t>
-            </w:r>
-          </w:p>
-        </w:tc>
-        <w:tc>
-          <w:tcPr>
-            <w:tcW w:type="dxa" w:w="2160"/>
-          </w:tcPr>
-          <w:p>
-            <w:r>
-              <w:t>792亿</w:t>
-            </w:r>
-          </w:p>
-        </w:tc>
-        <w:tc>
-          <w:tcPr>
-            <w:tcW w:type="dxa" w:w="2160"/>
-          </w:tcPr>
-          <w:p>
-            <w:r>
-              <w:t>13%</w:t>
+              <w:t>通际名联网络有限公司</w:t>
+            </w:r>
+          </w:p>
+        </w:tc>
+        <w:tc>
+          <w:tcPr>
+            <w:tcW w:type="dxa" w:w="2160"/>
+          </w:tcPr>
+          <w:p>
+            <w:r>
+              <w:t>机器人</w:t>
+            </w:r>
+          </w:p>
+        </w:tc>
+        <w:tc>
+          <w:tcPr>
+            <w:tcW w:type="dxa" w:w="2160"/>
+          </w:tcPr>
+          <w:p>
+            <w:r>
+              <w:t>796亿</w:t>
+            </w:r>
+          </w:p>
+        </w:tc>
+        <w:tc>
+          <w:tcPr>
+            <w:tcW w:type="dxa" w:w="2160"/>
+          </w:tcPr>
+          <w:p>
+            <w:r>
+              <w:t>12%</w:t>
             </w:r>
           </w:p>
         </w:tc>
@@ -3552,37 +3556,37 @@
           </w:tcPr>
           <w:p>
             <w:r>
-              <w:t>鸿睿思博网络有限公司</w:t>
-            </w:r>
-          </w:p>
-        </w:tc>
-        <w:tc>
-          <w:tcPr>
-            <w:tcW w:type="dxa" w:w="2160"/>
-          </w:tcPr>
-          <w:p>
-            <w:r>
-              <w:t>新能源</w:t>
-            </w:r>
-          </w:p>
-        </w:tc>
-        <w:tc>
-          <w:tcPr>
-            <w:tcW w:type="dxa" w:w="2160"/>
-          </w:tcPr>
-          <w:p>
-            <w:r>
-              <w:t>616亿</w:t>
-            </w:r>
-          </w:p>
-        </w:tc>
-        <w:tc>
-          <w:tcPr>
-            <w:tcW w:type="dxa" w:w="2160"/>
-          </w:tcPr>
-          <w:p>
-            <w:r>
-              <w:t>26%</w:t>
+              <w:t>明腾传媒有限公司</w:t>
+            </w:r>
+          </w:p>
+        </w:tc>
+        <w:tc>
+          <w:tcPr>
+            <w:tcW w:type="dxa" w:w="2160"/>
+          </w:tcPr>
+          <w:p>
+            <w:r>
+              <w:t>人工智能</w:t>
+            </w:r>
+          </w:p>
+        </w:tc>
+        <w:tc>
+          <w:tcPr>
+            <w:tcW w:type="dxa" w:w="2160"/>
+          </w:tcPr>
+          <w:p>
+            <w:r>
+              <w:t>349亿</w:t>
+            </w:r>
+          </w:p>
+        </w:tc>
+        <w:tc>
+          <w:tcPr>
+            <w:tcW w:type="dxa" w:w="2160"/>
+          </w:tcPr>
+          <w:p>
+            <w:r>
+              <w:t>12%</w:t>
             </w:r>
           </w:p>
         </w:tc>
@@ -3594,37 +3598,37 @@
           </w:tcPr>
           <w:p>
             <w:r>
-              <w:t>精芯科技有限公司</w:t>
-            </w:r>
-          </w:p>
-        </w:tc>
-        <w:tc>
-          <w:tcPr>
-            <w:tcW w:type="dxa" w:w="2160"/>
-          </w:tcPr>
-          <w:p>
-            <w:r>
-              <w:t>云计算</w:t>
-            </w:r>
-          </w:p>
-        </w:tc>
-        <w:tc>
-          <w:tcPr>
-            <w:tcW w:type="dxa" w:w="2160"/>
-          </w:tcPr>
-          <w:p>
-            <w:r>
-              <w:t>632亿</w:t>
-            </w:r>
-          </w:p>
-        </w:tc>
-        <w:tc>
-          <w:tcPr>
-            <w:tcW w:type="dxa" w:w="2160"/>
-          </w:tcPr>
-          <w:p>
-            <w:r>
-              <w:t>10%</w:t>
+              <w:t>九方传媒有限公司</w:t>
+            </w:r>
+          </w:p>
+        </w:tc>
+        <w:tc>
+          <w:tcPr>
+            <w:tcW w:type="dxa" w:w="2160"/>
+          </w:tcPr>
+          <w:p>
+            <w:r>
+              <w:t>医疗科技</w:t>
+            </w:r>
+          </w:p>
+        </w:tc>
+        <w:tc>
+          <w:tcPr>
+            <w:tcW w:type="dxa" w:w="2160"/>
+          </w:tcPr>
+          <w:p>
+            <w:r>
+              <w:t>517亿</w:t>
+            </w:r>
+          </w:p>
+        </w:tc>
+        <w:tc>
+          <w:tcPr>
+            <w:tcW w:type="dxa" w:w="2160"/>
+          </w:tcPr>
+          <w:p>
+            <w:r>
+              <w:t>16%</w:t>
             </w:r>
           </w:p>
         </w:tc>
@@ -3636,37 +3640,37 @@
           </w:tcPr>
           <w:p>
             <w:r>
-              <w:t>凌云网络有限公司</w:t>
-            </w:r>
-          </w:p>
-        </w:tc>
-        <w:tc>
-          <w:tcPr>
-            <w:tcW w:type="dxa" w:w="2160"/>
-          </w:tcPr>
-          <w:p>
-            <w:r>
-              <w:t>医疗科技</w:t>
-            </w:r>
-          </w:p>
-        </w:tc>
-        <w:tc>
-          <w:tcPr>
-            <w:tcW w:type="dxa" w:w="2160"/>
-          </w:tcPr>
-          <w:p>
-            <w:r>
-              <w:t>578亿</w:t>
-            </w:r>
-          </w:p>
-        </w:tc>
-        <w:tc>
-          <w:tcPr>
-            <w:tcW w:type="dxa" w:w="2160"/>
-          </w:tcPr>
-          <w:p>
-            <w:r>
-              <w:t>18%</w:t>
+              <w:t>方正科技信息有限公司</w:t>
+            </w:r>
+          </w:p>
+        </w:tc>
+        <w:tc>
+          <w:tcPr>
+            <w:tcW w:type="dxa" w:w="2160"/>
+          </w:tcPr>
+          <w:p>
+            <w:r>
+              <w:t>消费科技</w:t>
+            </w:r>
+          </w:p>
+        </w:tc>
+        <w:tc>
+          <w:tcPr>
+            <w:tcW w:type="dxa" w:w="2160"/>
+          </w:tcPr>
+          <w:p>
+            <w:r>
+              <w:t>499亿</w:t>
+            </w:r>
+          </w:p>
+        </w:tc>
+        <w:tc>
+          <w:tcPr>
+            <w:tcW w:type="dxa" w:w="2160"/>
+          </w:tcPr>
+          <w:p>
+            <w:r>
+              <w:t>12%</w:t>
             </w:r>
           </w:p>
         </w:tc>
@@ -3678,37 +3682,37 @@
           </w:tcPr>
           <w:p>
             <w:r>
-              <w:t>东方峻景网络有限公司</w:t>
-            </w:r>
-          </w:p>
-        </w:tc>
-        <w:tc>
-          <w:tcPr>
-            <w:tcW w:type="dxa" w:w="2160"/>
-          </w:tcPr>
-          <w:p>
-            <w:r>
-              <w:t>机器人</w:t>
-            </w:r>
-          </w:p>
-        </w:tc>
-        <w:tc>
-          <w:tcPr>
-            <w:tcW w:type="dxa" w:w="2160"/>
-          </w:tcPr>
-          <w:p>
-            <w:r>
-              <w:t>553亿</w:t>
-            </w:r>
-          </w:p>
-        </w:tc>
-        <w:tc>
-          <w:tcPr>
-            <w:tcW w:type="dxa" w:w="2160"/>
-          </w:tcPr>
-          <w:p>
-            <w:r>
-              <w:t>5%</w:t>
+              <w:t>中建创业科技有限公司</w:t>
+            </w:r>
+          </w:p>
+        </w:tc>
+        <w:tc>
+          <w:tcPr>
+            <w:tcW w:type="dxa" w:w="2160"/>
+          </w:tcPr>
+          <w:p>
+            <w:r>
+              <w:t>半导体</w:t>
+            </w:r>
+          </w:p>
+        </w:tc>
+        <w:tc>
+          <w:tcPr>
+            <w:tcW w:type="dxa" w:w="2160"/>
+          </w:tcPr>
+          <w:p>
+            <w:r>
+              <w:t>183亿</w:t>
+            </w:r>
+          </w:p>
+        </w:tc>
+        <w:tc>
+          <w:tcPr>
+            <w:tcW w:type="dxa" w:w="2160"/>
+          </w:tcPr>
+          <w:p>
+            <w:r>
+              <w:t>9%</w:t>
             </w:r>
           </w:p>
         </w:tc>
@@ -3720,7 +3724,7 @@
           </w:tcPr>
           <w:p>
             <w:r>
-              <w:t>快讯网络有限公司</w:t>
+              <w:t>富罳网络有限公司</w:t>
             </w:r>
           </w:p>
         </w:tc>
@@ -3740,17 +3744,17 @@
           </w:tcPr>
           <w:p>
             <w:r>
-              <w:t>740亿</w:t>
-            </w:r>
-          </w:p>
-        </w:tc>
-        <w:tc>
-          <w:tcPr>
-            <w:tcW w:type="dxa" w:w="2160"/>
-          </w:tcPr>
-          <w:p>
-            <w:r>
-              <w:t>7%</w:t>
+              <w:t>160亿</w:t>
+            </w:r>
+          </w:p>
+        </w:tc>
+        <w:tc>
+          <w:tcPr>
+            <w:tcW w:type="dxa" w:w="2160"/>
+          </w:tcPr>
+          <w:p>
+            <w:r>
+              <w:t>11%</w:t>
             </w:r>
           </w:p>
         </w:tc>
@@ -3762,27 +3766,27 @@
           </w:tcPr>
           <w:p>
             <w:r>
-              <w:t>浦华众城科技有限公司</w:t>
-            </w:r>
-          </w:p>
-        </w:tc>
-        <w:tc>
-          <w:tcPr>
-            <w:tcW w:type="dxa" w:w="2160"/>
-          </w:tcPr>
-          <w:p>
-            <w:r>
-              <w:t>半导体</w:t>
-            </w:r>
-          </w:p>
-        </w:tc>
-        <w:tc>
-          <w:tcPr>
-            <w:tcW w:type="dxa" w:w="2160"/>
-          </w:tcPr>
-          <w:p>
-            <w:r>
-              <w:t>457亿</w:t>
+              <w:t>联软科技有限公司</w:t>
+            </w:r>
+          </w:p>
+        </w:tc>
+        <w:tc>
+          <w:tcPr>
+            <w:tcW w:type="dxa" w:w="2160"/>
+          </w:tcPr>
+          <w:p>
+            <w:r>
+              <w:t>消费科技</w:t>
+            </w:r>
+          </w:p>
+        </w:tc>
+        <w:tc>
+          <w:tcPr>
+            <w:tcW w:type="dxa" w:w="2160"/>
+          </w:tcPr>
+          <w:p>
+            <w:r>
+              <w:t>173亿</w:t>
             </w:r>
           </w:p>
         </w:tc>
@@ -3804,37 +3808,37 @@
           </w:tcPr>
           <w:p>
             <w:r>
-              <w:t>立信电子网络有限公司</w:t>
-            </w:r>
-          </w:p>
-        </w:tc>
-        <w:tc>
-          <w:tcPr>
-            <w:tcW w:type="dxa" w:w="2160"/>
-          </w:tcPr>
-          <w:p>
-            <w:r>
-              <w:t>云计算</w:t>
-            </w:r>
-          </w:p>
-        </w:tc>
-        <w:tc>
-          <w:tcPr>
-            <w:tcW w:type="dxa" w:w="2160"/>
-          </w:tcPr>
-          <w:p>
-            <w:r>
-              <w:t>328亿</w:t>
-            </w:r>
-          </w:p>
-        </w:tc>
-        <w:tc>
-          <w:tcPr>
-            <w:tcW w:type="dxa" w:w="2160"/>
-          </w:tcPr>
-          <w:p>
-            <w:r>
-              <w:t>8%</w:t>
+              <w:t>通际名联科技有限公司</w:t>
+            </w:r>
+          </w:p>
+        </w:tc>
+        <w:tc>
+          <w:tcPr>
+            <w:tcW w:type="dxa" w:w="2160"/>
+          </w:tcPr>
+          <w:p>
+            <w:r>
+              <w:t>人工智能</w:t>
+            </w:r>
+          </w:p>
+        </w:tc>
+        <w:tc>
+          <w:tcPr>
+            <w:tcW w:type="dxa" w:w="2160"/>
+          </w:tcPr>
+          <w:p>
+            <w:r>
+              <w:t>618亿</w:t>
+            </w:r>
+          </w:p>
+        </w:tc>
+        <w:tc>
+          <w:tcPr>
+            <w:tcW w:type="dxa" w:w="2160"/>
+          </w:tcPr>
+          <w:p>
+            <w:r>
+              <w:t>23%</w:t>
             </w:r>
           </w:p>
         </w:tc>
@@ -3846,27 +3850,27 @@
           </w:tcPr>
           <w:p>
             <w:r>
-              <w:t>雨林木风计算机科技有限公司</w:t>
-            </w:r>
-          </w:p>
-        </w:tc>
-        <w:tc>
-          <w:tcPr>
-            <w:tcW w:type="dxa" w:w="2160"/>
-          </w:tcPr>
-          <w:p>
-            <w:r>
-              <w:t>人工智能</w:t>
-            </w:r>
-          </w:p>
-        </w:tc>
-        <w:tc>
-          <w:tcPr>
-            <w:tcW w:type="dxa" w:w="2160"/>
-          </w:tcPr>
-          <w:p>
-            <w:r>
-              <w:t>634亿</w:t>
+              <w:t>信诚致远科技有限公司</w:t>
+            </w:r>
+          </w:p>
+        </w:tc>
+        <w:tc>
+          <w:tcPr>
+            <w:tcW w:type="dxa" w:w="2160"/>
+          </w:tcPr>
+          <w:p>
+            <w:r>
+              <w:t>云计算</w:t>
+            </w:r>
+          </w:p>
+        </w:tc>
+        <w:tc>
+          <w:tcPr>
+            <w:tcW w:type="dxa" w:w="2160"/>
+          </w:tcPr>
+          <w:p>
+            <w:r>
+              <w:t>459亿</w:t>
             </w:r>
           </w:p>
         </w:tc>
@@ -3888,27 +3892,27 @@
           </w:tcPr>
           <w:p>
             <w:r>
-              <w:t>鸿睿思博信息有限公司</w:t>
-            </w:r>
-          </w:p>
-        </w:tc>
-        <w:tc>
-          <w:tcPr>
-            <w:tcW w:type="dxa" w:w="2160"/>
-          </w:tcPr>
-          <w:p>
-            <w:r>
-              <w:t>半导体</w:t>
-            </w:r>
-          </w:p>
-        </w:tc>
-        <w:tc>
-          <w:tcPr>
-            <w:tcW w:type="dxa" w:w="2160"/>
-          </w:tcPr>
-          <w:p>
-            <w:r>
-              <w:t>394亿</w:t>
+              <w:t>戴硕电子网络有限公司</w:t>
+            </w:r>
+          </w:p>
+        </w:tc>
+        <w:tc>
+          <w:tcPr>
+            <w:tcW w:type="dxa" w:w="2160"/>
+          </w:tcPr>
+          <w:p>
+            <w:r>
+              <w:t>新能源</w:t>
+            </w:r>
+          </w:p>
+        </w:tc>
+        <w:tc>
+          <w:tcPr>
+            <w:tcW w:type="dxa" w:w="2160"/>
+          </w:tcPr>
+          <w:p>
+            <w:r>
+              <w:t>642亿</w:t>
             </w:r>
           </w:p>
         </w:tc>
